--- a/lessons/5-6/downloads/reveal/teacher/5.6-homework-packet.docx
+++ b/lessons/5-6/downloads/reveal/teacher/5.6-homework-packet.docx
@@ -15,7 +15,7 @@
         <w:rPr>
           <w:rFonts w:ascii="Avenir Next" w:hAnsi="Avenir Next" w:cs="Avenir Next" w:eastAsia="Avenir Next"/>
           <w:color w:val="1A1A1A"/>
-          <w:sz w:val="20"/>
+          <w:sz w:val="22"/>
           <w:szCs w:val="20"/>
         </w:rPr>
         <w:t xml:space="preserve">Name</w:t>
@@ -33,7 +33,7 @@
         <w:rPr>
           <w:rFonts w:ascii="Avenir Next" w:hAnsi="Avenir Next" w:cs="Avenir Next" w:eastAsia="Avenir Next"/>
           <w:color w:val="1A1A1A"/>
-          <w:sz w:val="20"/>
+          <w:sz w:val="22"/>
           <w:szCs w:val="20"/>
         </w:rPr>
         <w:t xml:space="preserve">   Date</w:t>
@@ -51,7 +51,7 @@
         <w:rPr>
           <w:rFonts w:ascii="Avenir Next" w:hAnsi="Avenir Next" w:cs="Avenir Next" w:eastAsia="Avenir Next"/>
           <w:color w:val="1A1A1A"/>
-          <w:sz w:val="20"/>
+          <w:sz w:val="22"/>
           <w:szCs w:val="20"/>
         </w:rPr>
         <w:t xml:space="preserve">   Period</w:t>
@@ -78,7 +78,7 @@
           <w:caps/>
           <w:color w:val="003A70"/>
           <w:spacing w:val="12"/>
-          <w:sz w:val="19"/>
+          <w:sz w:val="22"/>
           <w:szCs w:val="19"/>
         </w:rPr>
         <w:t xml:space="preserve">Lesson 5-6  ·  Homework Packet  ·  Sheet 1 of 2</w:t>
@@ -86,6 +86,7 @@
     </w:p>
     <w:p>
       <w:pPr>
+        <w:pStyle w:val="Heading1"/>
         <w:keepNext/>
         <w:spacing w:before="0" w:after="0" w:line="240" w:lineRule="auto"/>
       </w:pPr>
@@ -111,7 +112,7 @@
         <w:rPr>
           <w:rFonts w:ascii="Avenir Next" w:hAnsi="Avenir Next" w:cs="Avenir Next" w:eastAsia="Avenir Next"/>
           <w:color w:val="5A5F66"/>
-          <w:sz w:val="17"/>
+          <w:sz w:val="22"/>
           <w:szCs w:val="17"/>
         </w:rPr>
         <w:t xml:space="preserve">Maryland Standard 6.G.A.4   ·   Learning target — I can draw the net of a solid by unfolding its faces onto a flat surface.</w:t>
@@ -158,6 +159,7 @@
           </w:tcPr>
           <w:p>
             <w:pPr>
+              <w:pStyle w:val="Heading2"/>
               <w:spacing w:before="0" w:after="0" w:line="240" w:lineRule="auto"/>
             </w:pPr>
             <w:r>
@@ -185,63 +187,63 @@
                 <w:rFonts w:ascii="Avenir Next" w:hAnsi="Avenir Next" w:cs="Avenir Next" w:eastAsia="Avenir Next"/>
                 <w:b/>
                 <w:color w:val="003A70"/>
+                <w:sz w:val="22"/>
+                <w:szCs w:val="18"/>
+              </w:rPr>
+              <w:t xml:space="preserve">•</w:t>
+            </w:r>
+            <w:r>
+              <w:rPr>
+                <w:rFonts w:ascii="Avenir Next" w:hAnsi="Avenir Next" w:cs="Avenir Next" w:eastAsia="Avenir Next"/>
+                <w:color w:val="1A1A1A"/>
                 <w:sz w:val="18"/>
                 <w:szCs w:val="18"/>
               </w:rPr>
-              <w:t xml:space="preserve">•</w:t>
-            </w:r>
-            <w:r>
-              <w:rPr>
-                <w:rFonts w:ascii="Avenir Next" w:hAnsi="Avenir Next" w:cs="Avenir Next" w:eastAsia="Avenir Next"/>
-                <w:color w:val="1A1A1A"/>
-                <w:sz w:val="18"/>
+              <w:tab/>
+            </w:r>
+            <w:r>
+              <w:rPr>
+                <w:rFonts w:ascii="Avenir Next" w:hAnsi="Avenir Next" w:cs="Avenir Next" w:eastAsia="Avenir Next"/>
+                <w:color w:val="1A1A1A"/>
+                <w:sz w:val="22"/>
                 <w:szCs w:val="18"/>
               </w:rPr>
-              <w:tab/>
-            </w:r>
-            <w:r>
-              <w:rPr>
-                <w:rFonts w:ascii="Avenir Next" w:hAnsi="Avenir Next" w:cs="Avenir Next" w:eastAsia="Avenir Next"/>
-                <w:color w:val="1A1A1A"/>
-                <w:sz w:val="18"/>
+              <w:t xml:space="preserve">A </w:t>
+            </w:r>
+            <w:r>
+              <w:rPr>
+                <w:rFonts w:ascii="Avenir Next" w:hAnsi="Avenir Next" w:cs="Avenir Next" w:eastAsia="Avenir Next"/>
+                <w:b/>
+                <w:color w:val="1A1A1A"/>
+                <w:sz w:val="22"/>
                 <w:szCs w:val="18"/>
               </w:rPr>
-              <w:t xml:space="preserve">A </w:t>
-            </w:r>
-            <w:r>
-              <w:rPr>
-                <w:rFonts w:ascii="Avenir Next" w:hAnsi="Avenir Next" w:cs="Avenir Next" w:eastAsia="Avenir Next"/>
-                <w:b/>
-                <w:color w:val="1A1A1A"/>
-                <w:sz w:val="18"/>
+              <w:t xml:space="preserve">net</w:t>
+            </w:r>
+            <w:r>
+              <w:rPr>
+                <w:rFonts w:ascii="Avenir Next" w:hAnsi="Avenir Next" w:cs="Avenir Next" w:eastAsia="Avenir Next"/>
+                <w:color w:val="1A1A1A"/>
+                <w:sz w:val="22"/>
                 <w:szCs w:val="18"/>
               </w:rPr>
-              <w:t xml:space="preserve">net</w:t>
-            </w:r>
-            <w:r>
-              <w:rPr>
-                <w:rFonts w:ascii="Avenir Next" w:hAnsi="Avenir Next" w:cs="Avenir Next" w:eastAsia="Avenir Next"/>
-                <w:color w:val="1A1A1A"/>
-                <w:sz w:val="18"/>
+              <w:t xml:space="preserve"> is a flat pattern that folds into a solid. Each face appears </w:t>
+            </w:r>
+            <w:r>
+              <w:rPr>
+                <w:rFonts w:ascii="Avenir Next" w:hAnsi="Avenir Next" w:cs="Avenir Next" w:eastAsia="Avenir Next"/>
+                <w:b/>
+                <w:color w:val="1A1A1A"/>
+                <w:sz w:val="22"/>
                 <w:szCs w:val="18"/>
               </w:rPr>
-              <w:t xml:space="preserve"> is a flat pattern that folds into a solid. Each face appears </w:t>
-            </w:r>
-            <w:r>
-              <w:rPr>
-                <w:rFonts w:ascii="Avenir Next" w:hAnsi="Avenir Next" w:cs="Avenir Next" w:eastAsia="Avenir Next"/>
-                <w:b/>
-                <w:color w:val="1A1A1A"/>
-                <w:sz w:val="18"/>
-                <w:szCs w:val="18"/>
-              </w:rPr>
               <w:t xml:space="preserve">once</w:t>
             </w:r>
             <w:r>
               <w:rPr>
                 <w:rFonts w:ascii="Avenir Next" w:hAnsi="Avenir Next" w:cs="Avenir Next" w:eastAsia="Avenir Next"/>
                 <w:color w:val="1A1A1A"/>
-                <w:sz w:val="18"/>
+                <w:sz w:val="22"/>
                 <w:szCs w:val="18"/>
               </w:rPr>
               <w:t xml:space="preserve">, with no overlaps.</w:t>
@@ -260,73 +262,73 @@
                 <w:rFonts w:ascii="Avenir Next" w:hAnsi="Avenir Next" w:cs="Avenir Next" w:eastAsia="Avenir Next"/>
                 <w:b/>
                 <w:color w:val="003A70"/>
+                <w:sz w:val="22"/>
+                <w:szCs w:val="18"/>
+              </w:rPr>
+              <w:t xml:space="preserve">•</w:t>
+            </w:r>
+            <w:r>
+              <w:rPr>
+                <w:rFonts w:ascii="Avenir Next" w:hAnsi="Avenir Next" w:cs="Avenir Next" w:eastAsia="Avenir Next"/>
+                <w:color w:val="1A1A1A"/>
                 <w:sz w:val="18"/>
                 <w:szCs w:val="18"/>
               </w:rPr>
-              <w:t xml:space="preserve">•</w:t>
-            </w:r>
-            <w:r>
-              <w:rPr>
-                <w:rFonts w:ascii="Avenir Next" w:hAnsi="Avenir Next" w:cs="Avenir Next" w:eastAsia="Avenir Next"/>
-                <w:color w:val="1A1A1A"/>
-                <w:sz w:val="18"/>
+              <w:tab/>
+            </w:r>
+            <w:r>
+              <w:rPr>
+                <w:rFonts w:ascii="Avenir Next" w:hAnsi="Avenir Next" w:cs="Avenir Next" w:eastAsia="Avenir Next"/>
+                <w:b/>
+                <w:color w:val="1A1A1A"/>
+                <w:sz w:val="22"/>
                 <w:szCs w:val="18"/>
               </w:rPr>
-              <w:tab/>
-            </w:r>
-            <w:r>
-              <w:rPr>
-                <w:rFonts w:ascii="Avenir Next" w:hAnsi="Avenir Next" w:cs="Avenir Next" w:eastAsia="Avenir Next"/>
-                <w:b/>
-                <w:color w:val="1A1A1A"/>
-                <w:sz w:val="18"/>
+              <w:t xml:space="preserve">Rectangular prism</w:t>
+            </w:r>
+            <w:r>
+              <w:rPr>
+                <w:rFonts w:ascii="Avenir Next" w:hAnsi="Avenir Next" w:cs="Avenir Next" w:eastAsia="Avenir Next"/>
+                <w:color w:val="1A1A1A"/>
+                <w:sz w:val="22"/>
                 <w:szCs w:val="18"/>
               </w:rPr>
-              <w:t xml:space="preserve">Rectangular prism</w:t>
-            </w:r>
-            <w:r>
-              <w:rPr>
-                <w:rFonts w:ascii="Avenir Next" w:hAnsi="Avenir Next" w:cs="Avenir Next" w:eastAsia="Avenir Next"/>
-                <w:color w:val="1A1A1A"/>
-                <w:sz w:val="18"/>
+              <w:t xml:space="preserve">: 6 rectangles. </w:t>
+            </w:r>
+            <w:r>
+              <w:rPr>
+                <w:rFonts w:ascii="Avenir Next" w:hAnsi="Avenir Next" w:cs="Avenir Next" w:eastAsia="Avenir Next"/>
+                <w:b/>
+                <w:color w:val="1A1A1A"/>
+                <w:sz w:val="22"/>
                 <w:szCs w:val="18"/>
               </w:rPr>
-              <w:t xml:space="preserve">: 6 rectangles. </w:t>
-            </w:r>
-            <w:r>
-              <w:rPr>
-                <w:rFonts w:ascii="Avenir Next" w:hAnsi="Avenir Next" w:cs="Avenir Next" w:eastAsia="Avenir Next"/>
-                <w:b/>
-                <w:color w:val="1A1A1A"/>
-                <w:sz w:val="18"/>
+              <w:t xml:space="preserve">Square pyramid</w:t>
+            </w:r>
+            <w:r>
+              <w:rPr>
+                <w:rFonts w:ascii="Avenir Next" w:hAnsi="Avenir Next" w:cs="Avenir Next" w:eastAsia="Avenir Next"/>
+                <w:color w:val="1A1A1A"/>
+                <w:sz w:val="22"/>
                 <w:szCs w:val="18"/>
               </w:rPr>
-              <w:t xml:space="preserve">Square pyramid</w:t>
-            </w:r>
-            <w:r>
-              <w:rPr>
-                <w:rFonts w:ascii="Avenir Next" w:hAnsi="Avenir Next" w:cs="Avenir Next" w:eastAsia="Avenir Next"/>
-                <w:color w:val="1A1A1A"/>
-                <w:sz w:val="18"/>
+              <w:t xml:space="preserve">: 1 square + 4 triangles. </w:t>
+            </w:r>
+            <w:r>
+              <w:rPr>
+                <w:rFonts w:ascii="Avenir Next" w:hAnsi="Avenir Next" w:cs="Avenir Next" w:eastAsia="Avenir Next"/>
+                <w:b/>
+                <w:color w:val="1A1A1A"/>
+                <w:sz w:val="22"/>
                 <w:szCs w:val="18"/>
               </w:rPr>
-              <w:t xml:space="preserve">: 1 square + 4 triangles. </w:t>
-            </w:r>
-            <w:r>
-              <w:rPr>
-                <w:rFonts w:ascii="Avenir Next" w:hAnsi="Avenir Next" w:cs="Avenir Next" w:eastAsia="Avenir Next"/>
-                <w:b/>
-                <w:color w:val="1A1A1A"/>
-                <w:sz w:val="18"/>
-                <w:szCs w:val="18"/>
-              </w:rPr>
               <w:t xml:space="preserve">Triangular prism</w:t>
             </w:r>
             <w:r>
               <w:rPr>
                 <w:rFonts w:ascii="Avenir Next" w:hAnsi="Avenir Next" w:cs="Avenir Next" w:eastAsia="Avenir Next"/>
                 <w:color w:val="1A1A1A"/>
-                <w:sz w:val="18"/>
+                <w:sz w:val="22"/>
                 <w:szCs w:val="18"/>
               </w:rPr>
               <w:t xml:space="preserve">: 2 triangles + 3 rectangles.</w:t>
@@ -341,6 +343,7 @@
           </w:tcPr>
           <w:p>
             <w:pPr>
+              <w:pStyle w:val="Heading2"/>
               <w:spacing w:before="0" w:after="0" w:line="240" w:lineRule="auto"/>
             </w:pPr>
             <w:r>
@@ -363,7 +366,7 @@
               <w:rPr>
                 <w:rFonts w:ascii="Avenir Next" w:hAnsi="Avenir Next" w:cs="Avenir Next" w:eastAsia="Avenir Next"/>
                 <w:color w:val="1A1A1A"/>
-                <w:sz w:val="17"/>
+                <w:sz w:val="22"/>
                 <w:szCs w:val="17"/>
               </w:rPr>
               <w:t xml:space="preserve">Plan a net for a box 5 cm × 3 cm × 2 cm.</w:t>
@@ -382,25 +385,25 @@
                 <w:rFonts w:ascii="Avenir Next" w:hAnsi="Avenir Next" w:cs="Avenir Next" w:eastAsia="Avenir Next"/>
                 <w:b/>
                 <w:color w:val="003A70"/>
+                <w:sz w:val="22"/>
+                <w:szCs w:val="17"/>
+              </w:rPr>
+              <w:t xml:space="preserve">Step 1</w:t>
+            </w:r>
+            <w:r>
+              <w:rPr>
+                <w:rFonts w:ascii="Avenir Next" w:hAnsi="Avenir Next" w:cs="Avenir Next" w:eastAsia="Avenir Next"/>
+                <w:color w:val="1A1A1A"/>
                 <w:sz w:val="17"/>
                 <w:szCs w:val="17"/>
               </w:rPr>
-              <w:t xml:space="preserve">Step 1</w:t>
-            </w:r>
-            <w:r>
-              <w:rPr>
-                <w:rFonts w:ascii="Avenir Next" w:hAnsi="Avenir Next" w:cs="Avenir Next" w:eastAsia="Avenir Next"/>
-                <w:color w:val="1A1A1A"/>
-                <w:sz w:val="17"/>
-                <w:szCs w:val="17"/>
-              </w:rPr>
               <w:tab/>
             </w:r>
             <w:r>
               <w:rPr>
                 <w:rFonts w:ascii="Avenir Next" w:hAnsi="Avenir Next" w:cs="Avenir Next" w:eastAsia="Avenir Next"/>
                 <w:color w:val="1A1A1A"/>
-                <w:sz w:val="17"/>
+                <w:sz w:val="22"/>
                 <w:szCs w:val="17"/>
               </w:rPr>
               <w:t xml:space="preserve">Faces come in pairs: 5 × 3, 5 × 2, 3 × 2</w:t>
@@ -419,25 +422,25 @@
                 <w:rFonts w:ascii="Avenir Next" w:hAnsi="Avenir Next" w:cs="Avenir Next" w:eastAsia="Avenir Next"/>
                 <w:b/>
                 <w:color w:val="003A70"/>
+                <w:sz w:val="22"/>
+                <w:szCs w:val="17"/>
+              </w:rPr>
+              <w:t xml:space="preserve">Step 2</w:t>
+            </w:r>
+            <w:r>
+              <w:rPr>
+                <w:rFonts w:ascii="Avenir Next" w:hAnsi="Avenir Next" w:cs="Avenir Next" w:eastAsia="Avenir Next"/>
+                <w:color w:val="1A1A1A"/>
                 <w:sz w:val="17"/>
                 <w:szCs w:val="17"/>
               </w:rPr>
-              <w:t xml:space="preserve">Step 2</w:t>
-            </w:r>
-            <w:r>
-              <w:rPr>
-                <w:rFonts w:ascii="Avenir Next" w:hAnsi="Avenir Next" w:cs="Avenir Next" w:eastAsia="Avenir Next"/>
-                <w:color w:val="1A1A1A"/>
-                <w:sz w:val="17"/>
-                <w:szCs w:val="17"/>
-              </w:rPr>
               <w:tab/>
             </w:r>
             <w:r>
               <w:rPr>
                 <w:rFonts w:ascii="Avenir Next" w:hAnsi="Avenir Next" w:cs="Avenir Next" w:eastAsia="Avenir Next"/>
                 <w:color w:val="1A1A1A"/>
-                <w:sz w:val="17"/>
+                <w:sz w:val="22"/>
                 <w:szCs w:val="17"/>
               </w:rPr>
               <w:t xml:space="preserve">Draw the 5 × 3 base. Attach a 5 × 2 face to each long edge.</w:t>
@@ -456,25 +459,25 @@
                 <w:rFonts w:ascii="Avenir Next" w:hAnsi="Avenir Next" w:cs="Avenir Next" w:eastAsia="Avenir Next"/>
                 <w:b/>
                 <w:color w:val="003A70"/>
+                <w:sz w:val="22"/>
+                <w:szCs w:val="17"/>
+              </w:rPr>
+              <w:t xml:space="preserve">Step 3</w:t>
+            </w:r>
+            <w:r>
+              <w:rPr>
+                <w:rFonts w:ascii="Avenir Next" w:hAnsi="Avenir Next" w:cs="Avenir Next" w:eastAsia="Avenir Next"/>
+                <w:color w:val="1A1A1A"/>
                 <w:sz w:val="17"/>
                 <w:szCs w:val="17"/>
               </w:rPr>
-              <w:t xml:space="preserve">Step 3</w:t>
-            </w:r>
-            <w:r>
-              <w:rPr>
-                <w:rFonts w:ascii="Avenir Next" w:hAnsi="Avenir Next" w:cs="Avenir Next" w:eastAsia="Avenir Next"/>
-                <w:color w:val="1A1A1A"/>
-                <w:sz w:val="17"/>
-                <w:szCs w:val="17"/>
-              </w:rPr>
               <w:tab/>
             </w:r>
             <w:r>
               <w:rPr>
                 <w:rFonts w:ascii="Avenir Next" w:hAnsi="Avenir Next" w:cs="Avenir Next" w:eastAsia="Avenir Next"/>
                 <w:color w:val="1A1A1A"/>
-                <w:sz w:val="17"/>
+                <w:sz w:val="22"/>
                 <w:szCs w:val="17"/>
               </w:rPr>
               <w:t xml:space="preserve">Attach a 3 × 2 face to each short edge. Add the 5 × 3 top to one 5 × 2 face.</w:t>
@@ -493,18 +496,18 @@
                 <w:rFonts w:ascii="Avenir Next" w:hAnsi="Avenir Next" w:cs="Avenir Next" w:eastAsia="Avenir Next"/>
                 <w:b/>
                 <w:color w:val="1A1A1A"/>
+                <w:sz w:val="22"/>
+                <w:szCs w:val="17"/>
+              </w:rPr>
+              <w:t xml:space="preserve">Answer</w:t>
+            </w:r>
+            <w:r>
+              <w:rPr>
+                <w:rFonts w:ascii="Avenir Next" w:hAnsi="Avenir Next" w:cs="Avenir Next" w:eastAsia="Avenir Next"/>
+                <w:color w:val="1A1A1A"/>
                 <w:sz w:val="17"/>
                 <w:szCs w:val="17"/>
               </w:rPr>
-              <w:t xml:space="preserve">Answer</w:t>
-            </w:r>
-            <w:r>
-              <w:rPr>
-                <w:rFonts w:ascii="Avenir Next" w:hAnsi="Avenir Next" w:cs="Avenir Next" w:eastAsia="Avenir Next"/>
-                <w:color w:val="1A1A1A"/>
-                <w:sz w:val="17"/>
-                <w:szCs w:val="17"/>
-              </w:rPr>
               <w:tab/>
             </w:r>
             <w:r>
@@ -512,7 +515,7 @@
                 <w:rFonts w:ascii="Avenir Next" w:hAnsi="Avenir Next" w:cs="Avenir Next" w:eastAsia="Avenir Next"/>
                 <w:b/>
                 <w:color w:val="1A1A1A"/>
-                <w:sz w:val="17"/>
+                <w:sz w:val="22"/>
                 <w:szCs w:val="17"/>
               </w:rPr>
               <w:t xml:space="preserve">6 rectangles, two of each size</w:t>
@@ -523,6 +526,7 @@
     </w:tbl>
     <w:p>
       <w:pPr>
+        <w:pStyle w:val="Heading2"/>
         <w:keepNext/>
         <w:pBdr>
           <w:bottom w:val="single" w:sz="8" w:space="3" w:color="003A70"/>
@@ -538,7 +542,7 @@
           <w:b/>
           <w:color w:val="003A70"/>
           <w:spacing w:val="14"/>
-          <w:sz w:val="19"/>
+          <w:sz w:val="22"/>
           <w:szCs w:val="19"/>
         </w:rPr>
         <w:t xml:space="preserve">PRACTICE</w:t>
@@ -557,7 +561,7 @@
           <w:rFonts w:ascii="Avenir Next" w:hAnsi="Avenir Next" w:cs="Avenir Next" w:eastAsia="Avenir Next"/>
           <w:i/>
           <w:color w:val="5A5F66"/>
-          <w:sz w:val="17"/>
+          <w:sz w:val="22"/>
           <w:szCs w:val="17"/>
         </w:rPr>
         <w:t xml:space="preserve">show your work · label units</w:t>
@@ -616,25 +620,25 @@
                 <w:rFonts w:ascii="Avenir Next" w:hAnsi="Avenir Next" w:cs="Avenir Next" w:eastAsia="Avenir Next"/>
                 <w:b/>
                 <w:color w:val="1A1A1A"/>
+                <w:sz w:val="22"/>
+                <w:szCs w:val="20"/>
+              </w:rPr>
+              <w:t xml:space="preserve">1.</w:t>
+            </w:r>
+            <w:r>
+              <w:rPr>
+                <w:rFonts w:ascii="Avenir Next" w:hAnsi="Avenir Next" w:cs="Avenir Next" w:eastAsia="Avenir Next"/>
+                <w:color w:val="1A1A1A"/>
                 <w:sz w:val="20"/>
                 <w:szCs w:val="20"/>
               </w:rPr>
-              <w:t xml:space="preserve">1.</w:t>
-            </w:r>
-            <w:r>
-              <w:rPr>
-                <w:rFonts w:ascii="Avenir Next" w:hAnsi="Avenir Next" w:cs="Avenir Next" w:eastAsia="Avenir Next"/>
-                <w:color w:val="1A1A1A"/>
-                <w:sz w:val="20"/>
-                <w:szCs w:val="20"/>
-              </w:rPr>
               <w:tab/>
             </w:r>
             <w:r>
               <w:rPr>
                 <w:rFonts w:ascii="Avenir Next" w:hAnsi="Avenir Next" w:cs="Avenir Next" w:eastAsia="Avenir Next"/>
                 <w:color w:val="1A1A1A"/>
-                <w:sz w:val="20"/>
+                <w:sz w:val="22"/>
                 <w:szCs w:val="20"/>
               </w:rPr>
               <w:t xml:space="preserve">Draw a net for this box. Label the length and width of every face.</w:t>
@@ -711,7 +715,7 @@
                 <w:rFonts w:ascii="Avenir Next" w:hAnsi="Avenir Next" w:cs="Avenir Next" w:eastAsia="Avenir Next"/>
                 <w:b/>
                 <w:color w:val="1A1A1A"/>
-                <w:sz w:val="18"/>
+                <w:sz w:val="22"/>
                 <w:szCs w:val="18"/>
               </w:rPr>
               <w:t xml:space="preserve">Face sizes</w:t>
@@ -744,7 +748,7 @@
               <w:drawing>
                 <wp:inline distT="0" distB="0" distL="0" distR="0">
                   <wp:extent cx="1920240" cy="1258945"/>
-                  <wp:docPr id="1" name="Figure 1"/>
+                  <wp:docPr id="1" name="Figure 1" descr="Rectangular prism. Length 6 in, width 2 in, height 4 in."/>
                   <a:graphic xmlns:a="http://schemas.openxmlformats.org/drawingml/2006/main">
                     <a:graphicData uri="http://schemas.openxmlformats.org/drawingml/2006/picture">
                       <pic:pic xmlns:pic="http://schemas.openxmlformats.org/drawingml/2006/picture">
@@ -796,7 +800,7 @@
           <w:rFonts w:ascii="Avenir Next" w:hAnsi="Avenir Next" w:cs="Avenir Next" w:eastAsia="Avenir Next"/>
           <w:b/>
           <w:color w:val="1A1A1A"/>
-          <w:sz w:val="20"/>
+          <w:sz w:val="22"/>
           <w:szCs w:val="20"/>
         </w:rPr>
         <w:t xml:space="preserve">2.</w:t>
@@ -814,7 +818,7 @@
         <w:rPr>
           <w:rFonts w:ascii="Avenir Next" w:hAnsi="Avenir Next" w:cs="Avenir Next" w:eastAsia="Avenir Next"/>
           <w:color w:val="1A1A1A"/>
-          <w:sz w:val="20"/>
+          <w:sz w:val="22"/>
           <w:szCs w:val="20"/>
         </w:rPr>
         <w:t xml:space="preserve">How many of each shape are in the net?</w:t>
@@ -869,25 +873,25 @@
                 <w:rFonts w:ascii="Avenir Next" w:hAnsi="Avenir Next" w:cs="Avenir Next" w:eastAsia="Avenir Next"/>
                 <w:b/>
                 <w:color w:val="003A70"/>
+                <w:sz w:val="22"/>
+                <w:szCs w:val="20"/>
+              </w:rPr>
+              <w:t xml:space="preserve">a.</w:t>
+            </w:r>
+            <w:r>
+              <w:rPr>
+                <w:rFonts w:ascii="Avenir Next" w:hAnsi="Avenir Next" w:cs="Avenir Next" w:eastAsia="Avenir Next"/>
+                <w:color w:val="1A1A1A"/>
                 <w:sz w:val="20"/>
                 <w:szCs w:val="20"/>
               </w:rPr>
-              <w:t xml:space="preserve">a.</w:t>
-            </w:r>
-            <w:r>
-              <w:rPr>
-                <w:rFonts w:ascii="Avenir Next" w:hAnsi="Avenir Next" w:cs="Avenir Next" w:eastAsia="Avenir Next"/>
-                <w:color w:val="1A1A1A"/>
-                <w:sz w:val="20"/>
-                <w:szCs w:val="20"/>
-              </w:rPr>
               <w:tab/>
             </w:r>
             <w:r>
               <w:rPr>
                 <w:rFonts w:ascii="Avenir Next" w:hAnsi="Avenir Next" w:cs="Avenir Next" w:eastAsia="Avenir Next"/>
                 <w:color w:val="1A1A1A"/>
-                <w:sz w:val="20"/>
+                <w:sz w:val="22"/>
                 <w:szCs w:val="20"/>
               </w:rPr>
               <w:t xml:space="preserve">cube: squares</w:t>
@@ -931,25 +935,25 @@
                 <w:rFonts w:ascii="Avenir Next" w:hAnsi="Avenir Next" w:cs="Avenir Next" w:eastAsia="Avenir Next"/>
                 <w:b/>
                 <w:color w:val="003A70"/>
+                <w:sz w:val="22"/>
+                <w:szCs w:val="20"/>
+              </w:rPr>
+              <w:t xml:space="preserve">b.</w:t>
+            </w:r>
+            <w:r>
+              <w:rPr>
+                <w:rFonts w:ascii="Avenir Next" w:hAnsi="Avenir Next" w:cs="Avenir Next" w:eastAsia="Avenir Next"/>
+                <w:color w:val="1A1A1A"/>
                 <w:sz w:val="20"/>
                 <w:szCs w:val="20"/>
               </w:rPr>
-              <w:t xml:space="preserve">b.</w:t>
-            </w:r>
-            <w:r>
-              <w:rPr>
-                <w:rFonts w:ascii="Avenir Next" w:hAnsi="Avenir Next" w:cs="Avenir Next" w:eastAsia="Avenir Next"/>
-                <w:color w:val="1A1A1A"/>
-                <w:sz w:val="20"/>
-                <w:szCs w:val="20"/>
-              </w:rPr>
               <w:tab/>
             </w:r>
             <w:r>
               <w:rPr>
                 <w:rFonts w:ascii="Avenir Next" w:hAnsi="Avenir Next" w:cs="Avenir Next" w:eastAsia="Avenir Next"/>
                 <w:color w:val="1A1A1A"/>
-                <w:sz w:val="20"/>
+                <w:sz w:val="22"/>
                 <w:szCs w:val="20"/>
               </w:rPr>
               <w:t xml:space="preserve">square pyramid: triangles</w:t>
@@ -999,25 +1003,25 @@
                 <w:rFonts w:ascii="Avenir Next" w:hAnsi="Avenir Next" w:cs="Avenir Next" w:eastAsia="Avenir Next"/>
                 <w:b/>
                 <w:color w:val="003A70"/>
+                <w:sz w:val="22"/>
+                <w:szCs w:val="20"/>
+              </w:rPr>
+              <w:t xml:space="preserve">c.</w:t>
+            </w:r>
+            <w:r>
+              <w:rPr>
+                <w:rFonts w:ascii="Avenir Next" w:hAnsi="Avenir Next" w:cs="Avenir Next" w:eastAsia="Avenir Next"/>
+                <w:color w:val="1A1A1A"/>
                 <w:sz w:val="20"/>
                 <w:szCs w:val="20"/>
               </w:rPr>
-              <w:t xml:space="preserve">c.</w:t>
-            </w:r>
-            <w:r>
-              <w:rPr>
-                <w:rFonts w:ascii="Avenir Next" w:hAnsi="Avenir Next" w:cs="Avenir Next" w:eastAsia="Avenir Next"/>
-                <w:color w:val="1A1A1A"/>
-                <w:sz w:val="20"/>
-                <w:szCs w:val="20"/>
-              </w:rPr>
               <w:tab/>
             </w:r>
             <w:r>
               <w:rPr>
                 <w:rFonts w:ascii="Avenir Next" w:hAnsi="Avenir Next" w:cs="Avenir Next" w:eastAsia="Avenir Next"/>
                 <w:color w:val="1A1A1A"/>
-                <w:sz w:val="20"/>
+                <w:sz w:val="22"/>
                 <w:szCs w:val="20"/>
               </w:rPr>
               <w:t xml:space="preserve">triangular prism: rectangles</w:t>
@@ -1061,25 +1065,25 @@
                 <w:rFonts w:ascii="Avenir Next" w:hAnsi="Avenir Next" w:cs="Avenir Next" w:eastAsia="Avenir Next"/>
                 <w:b/>
                 <w:color w:val="003A70"/>
+                <w:sz w:val="22"/>
+                <w:szCs w:val="20"/>
+              </w:rPr>
+              <w:t xml:space="preserve">d.</w:t>
+            </w:r>
+            <w:r>
+              <w:rPr>
+                <w:rFonts w:ascii="Avenir Next" w:hAnsi="Avenir Next" w:cs="Avenir Next" w:eastAsia="Avenir Next"/>
+                <w:color w:val="1A1A1A"/>
                 <w:sz w:val="20"/>
                 <w:szCs w:val="20"/>
               </w:rPr>
-              <w:t xml:space="preserve">d.</w:t>
-            </w:r>
-            <w:r>
-              <w:rPr>
-                <w:rFonts w:ascii="Avenir Next" w:hAnsi="Avenir Next" w:cs="Avenir Next" w:eastAsia="Avenir Next"/>
-                <w:color w:val="1A1A1A"/>
-                <w:sz w:val="20"/>
-                <w:szCs w:val="20"/>
-              </w:rPr>
               <w:tab/>
             </w:r>
             <w:r>
               <w:rPr>
                 <w:rFonts w:ascii="Avenir Next" w:hAnsi="Avenir Next" w:cs="Avenir Next" w:eastAsia="Avenir Next"/>
                 <w:color w:val="1A1A1A"/>
-                <w:sz w:val="20"/>
+                <w:sz w:val="22"/>
                 <w:szCs w:val="20"/>
               </w:rPr>
               <w:t xml:space="preserve">pentagonal pyramid: triangles</w:t>
@@ -1165,25 +1169,25 @@
                 <w:rFonts w:ascii="Avenir Next" w:hAnsi="Avenir Next" w:cs="Avenir Next" w:eastAsia="Avenir Next"/>
                 <w:b/>
                 <w:color w:val="1A1A1A"/>
+                <w:sz w:val="22"/>
+                <w:szCs w:val="20"/>
+              </w:rPr>
+              <w:t xml:space="preserve">3.</w:t>
+            </w:r>
+            <w:r>
+              <w:rPr>
+                <w:rFonts w:ascii="Avenir Next" w:hAnsi="Avenir Next" w:cs="Avenir Next" w:eastAsia="Avenir Next"/>
+                <w:color w:val="1A1A1A"/>
                 <w:sz w:val="20"/>
                 <w:szCs w:val="20"/>
               </w:rPr>
-              <w:t xml:space="preserve">3.</w:t>
-            </w:r>
-            <w:r>
-              <w:rPr>
-                <w:rFonts w:ascii="Avenir Next" w:hAnsi="Avenir Next" w:cs="Avenir Next" w:eastAsia="Avenir Next"/>
-                <w:color w:val="1A1A1A"/>
-                <w:sz w:val="20"/>
-                <w:szCs w:val="20"/>
-              </w:rPr>
               <w:tab/>
             </w:r>
             <w:r>
               <w:rPr>
                 <w:rFonts w:ascii="Avenir Next" w:hAnsi="Avenir Next" w:cs="Avenir Next" w:eastAsia="Avenir Next"/>
                 <w:color w:val="1A1A1A"/>
-                <w:sz w:val="20"/>
+                <w:sz w:val="22"/>
                 <w:szCs w:val="20"/>
               </w:rPr>
               <w:t xml:space="preserve">The net of this square pyramid has a square and 4 triangles.</w:t>
@@ -1203,10 +1207,28 @@
                 <w:rFonts w:ascii="Avenir Next" w:hAnsi="Avenir Next" w:cs="Avenir Next" w:eastAsia="Avenir Next"/>
                 <w:b/>
                 <w:color w:val="003A70"/>
+                <w:sz w:val="22"/>
+                <w:szCs w:val="20"/>
+              </w:rPr>
+              <w:t xml:space="preserve">a.</w:t>
+            </w:r>
+            <w:r>
+              <w:rPr>
+                <w:rFonts w:ascii="Avenir Next" w:hAnsi="Avenir Next" w:cs="Avenir Next" w:eastAsia="Avenir Next"/>
+                <w:color w:val="1A1A1A"/>
                 <w:sz w:val="20"/>
                 <w:szCs w:val="20"/>
               </w:rPr>
-              <w:t xml:space="preserve">a.</w:t>
+              <w:tab/>
+            </w:r>
+            <w:r>
+              <w:rPr>
+                <w:rFonts w:ascii="Avenir Next" w:hAnsi="Avenir Next" w:cs="Avenir Next" w:eastAsia="Avenir Next"/>
+                <w:color w:val="1A1A1A"/>
+                <w:sz w:val="22"/>
+                <w:szCs w:val="20"/>
+              </w:rPr>
+              <w:t xml:space="preserve">Area of the square</w:t>
             </w:r>
             <w:r>
               <w:rPr>
@@ -1215,7 +1237,7 @@
                 <w:sz w:val="20"/>
                 <w:szCs w:val="20"/>
               </w:rPr>
-              <w:tab/>
+              <w:t xml:space="preserve">  </w:t>
             </w:r>
             <w:r>
               <w:rPr>
@@ -1223,24 +1245,6 @@
                 <w:color w:val="1A1A1A"/>
                 <w:sz w:val="20"/>
                 <w:szCs w:val="20"/>
-              </w:rPr>
-              <w:t xml:space="preserve">Area of the square</w:t>
-            </w:r>
-            <w:r>
-              <w:rPr>
-                <w:rFonts w:ascii="Avenir Next" w:hAnsi="Avenir Next" w:cs="Avenir Next" w:eastAsia="Avenir Next"/>
-                <w:color w:val="1A1A1A"/>
-                <w:sz w:val="20"/>
-                <w:szCs w:val="20"/>
-              </w:rPr>
-              <w:t xml:space="preserve">  </w:t>
-            </w:r>
-            <w:r>
-              <w:rPr>
-                <w:rFonts w:ascii="Avenir Next" w:hAnsi="Avenir Next" w:cs="Avenir Next" w:eastAsia="Avenir Next"/>
-                <w:color w:val="1A1A1A"/>
-                <w:sz w:val="20"/>
-                <w:szCs w:val="20"/>
                 <w:u w:val="single"/>
               </w:rPr>
               <w:t xml:space="preserve">                </w:t>
@@ -1249,7 +1253,7 @@
               <w:rPr>
                 <w:rFonts w:ascii="Avenir Next" w:hAnsi="Avenir Next" w:cs="Avenir Next" w:eastAsia="Avenir Next"/>
                 <w:color w:val="1A1A1A"/>
-                <w:sz w:val="20"/>
+                <w:sz w:val="22"/>
                 <w:szCs w:val="20"/>
               </w:rPr>
               <w:t xml:space="preserve"> cm²</w:t>
@@ -1269,10 +1273,28 @@
                 <w:rFonts w:ascii="Avenir Next" w:hAnsi="Avenir Next" w:cs="Avenir Next" w:eastAsia="Avenir Next"/>
                 <w:b/>
                 <w:color w:val="003A70"/>
+                <w:sz w:val="22"/>
+                <w:szCs w:val="20"/>
+              </w:rPr>
+              <w:t xml:space="preserve">b.</w:t>
+            </w:r>
+            <w:r>
+              <w:rPr>
+                <w:rFonts w:ascii="Avenir Next" w:hAnsi="Avenir Next" w:cs="Avenir Next" w:eastAsia="Avenir Next"/>
+                <w:color w:val="1A1A1A"/>
                 <w:sz w:val="20"/>
                 <w:szCs w:val="20"/>
               </w:rPr>
-              <w:t xml:space="preserve">b.</w:t>
+              <w:tab/>
+            </w:r>
+            <w:r>
+              <w:rPr>
+                <w:rFonts w:ascii="Avenir Next" w:hAnsi="Avenir Next" w:cs="Avenir Next" w:eastAsia="Avenir Next"/>
+                <w:color w:val="1A1A1A"/>
+                <w:sz w:val="22"/>
+                <w:szCs w:val="20"/>
+              </w:rPr>
+              <w:t xml:space="preserve">Area of one triangle</w:t>
             </w:r>
             <w:r>
               <w:rPr>
@@ -1281,7 +1303,7 @@
                 <w:sz w:val="20"/>
                 <w:szCs w:val="20"/>
               </w:rPr>
-              <w:tab/>
+              <w:t xml:space="preserve">  </w:t>
             </w:r>
             <w:r>
               <w:rPr>
@@ -1289,24 +1311,6 @@
                 <w:color w:val="1A1A1A"/>
                 <w:sz w:val="20"/>
                 <w:szCs w:val="20"/>
-              </w:rPr>
-              <w:t xml:space="preserve">Area of one triangle</w:t>
-            </w:r>
-            <w:r>
-              <w:rPr>
-                <w:rFonts w:ascii="Avenir Next" w:hAnsi="Avenir Next" w:cs="Avenir Next" w:eastAsia="Avenir Next"/>
-                <w:color w:val="1A1A1A"/>
-                <w:sz w:val="20"/>
-                <w:szCs w:val="20"/>
-              </w:rPr>
-              <w:t xml:space="preserve">  </w:t>
-            </w:r>
-            <w:r>
-              <w:rPr>
-                <w:rFonts w:ascii="Avenir Next" w:hAnsi="Avenir Next" w:cs="Avenir Next" w:eastAsia="Avenir Next"/>
-                <w:color w:val="1A1A1A"/>
-                <w:sz w:val="20"/>
-                <w:szCs w:val="20"/>
                 <w:u w:val="single"/>
               </w:rPr>
               <w:t xml:space="preserve">                </w:t>
@@ -1315,7 +1319,7 @@
               <w:rPr>
                 <w:rFonts w:ascii="Avenir Next" w:hAnsi="Avenir Next" w:cs="Avenir Next" w:eastAsia="Avenir Next"/>
                 <w:color w:val="1A1A1A"/>
-                <w:sz w:val="20"/>
+                <w:sz w:val="22"/>
                 <w:szCs w:val="20"/>
               </w:rPr>
               <w:t xml:space="preserve"> cm²</w:t>
@@ -1334,25 +1338,25 @@
                 <w:rFonts w:ascii="Avenir Next" w:hAnsi="Avenir Next" w:cs="Avenir Next" w:eastAsia="Avenir Next"/>
                 <w:b/>
                 <w:color w:val="1A1A1A"/>
+                <w:sz w:val="22"/>
+                <w:szCs w:val="18"/>
+              </w:rPr>
+              <w:t xml:space="preserve">All 4 triangles</w:t>
+            </w:r>
+            <w:r>
+              <w:rPr>
+                <w:rFonts w:ascii="Avenir Next" w:hAnsi="Avenir Next" w:cs="Avenir Next" w:eastAsia="Avenir Next"/>
+                <w:color w:val="1A1A1A"/>
                 <w:sz w:val="18"/>
                 <w:szCs w:val="18"/>
               </w:rPr>
-              <w:t xml:space="preserve">All 4 triangles</w:t>
-            </w:r>
-            <w:r>
-              <w:rPr>
-                <w:rFonts w:ascii="Avenir Next" w:hAnsi="Avenir Next" w:cs="Avenir Next" w:eastAsia="Avenir Next"/>
-                <w:color w:val="1A1A1A"/>
-                <w:sz w:val="18"/>
-                <w:szCs w:val="18"/>
-              </w:rPr>
               <w:tab/>
             </w:r>
             <w:r>
               <w:rPr>
                 <w:rFonts w:ascii="Avenir Next" w:hAnsi="Avenir Next" w:cs="Avenir Next" w:eastAsia="Avenir Next"/>
                 <w:color w:val="1A1A1A"/>
-                <w:sz w:val="18"/>
+                <w:sz w:val="22"/>
                 <w:szCs w:val="18"/>
               </w:rPr>
               <w:t xml:space="preserve">  cm²</w:t>
@@ -1376,7 +1380,7 @@
               <w:drawing>
                 <wp:inline distT="0" distB="0" distL="0" distR="0">
                   <wp:extent cx="1554480" cy="1142307"/>
-                  <wp:docPr id="2" name="Figure 2"/>
+                  <wp:docPr id="2" name="Figure 2" descr="Square pyramid. Base edge 8 cm; slant height 6 cm."/>
                   <a:graphic xmlns:a="http://schemas.openxmlformats.org/drawingml/2006/main">
                     <a:graphicData uri="http://schemas.openxmlformats.org/drawingml/2006/picture">
                       <pic:pic xmlns:pic="http://schemas.openxmlformats.org/drawingml/2006/picture">
@@ -1428,7 +1432,7 @@
           <w:rFonts w:ascii="Avenir Next" w:hAnsi="Avenir Next" w:cs="Avenir Next" w:eastAsia="Avenir Next"/>
           <w:b/>
           <w:color w:val="1A1A1A"/>
-          <w:sz w:val="20"/>
+          <w:sz w:val="22"/>
           <w:szCs w:val="20"/>
         </w:rPr>
         <w:t xml:space="preserve">4.</w:t>
@@ -1447,7 +1451,7 @@
           <w:rFonts w:ascii="Avenir Next" w:hAnsi="Avenir Next" w:cs="Avenir Next" w:eastAsia="Avenir Next"/>
           <w:b/>
           <w:color w:val="1A1A1A"/>
-          <w:sz w:val="20"/>
+          <w:sz w:val="22"/>
           <w:szCs w:val="20"/>
         </w:rPr>
         <w:t xml:space="preserve">Cereal Box.  </w:t>
@@ -1456,7 +1460,7 @@
         <w:rPr>
           <w:rFonts w:ascii="Avenir Next" w:hAnsi="Avenir Next" w:cs="Avenir Next" w:eastAsia="Avenir Next"/>
           <w:color w:val="1A1A1A"/>
-          <w:sz w:val="20"/>
+          <w:sz w:val="22"/>
           <w:szCs w:val="20"/>
         </w:rPr>
         <w:t xml:space="preserve">A cereal box is 8 in long, 3 in wide, and 12 in tall. List the sizes of the 3 pairs of matching faces in its net.</w:t>
@@ -1475,7 +1479,7 @@
           <w:rFonts w:ascii="Avenir Next" w:hAnsi="Avenir Next" w:cs="Avenir Next" w:eastAsia="Avenir Next"/>
           <w:b/>
           <w:color w:val="1A1A1A"/>
-          <w:sz w:val="18"/>
+          <w:sz w:val="22"/>
           <w:szCs w:val="18"/>
         </w:rPr>
         <w:t xml:space="preserve">Face pairs</w:t>
@@ -1509,7 +1513,7 @@
           <w:rFonts w:ascii="Avenir Next" w:hAnsi="Avenir Next" w:cs="Avenir Next" w:eastAsia="Avenir Next"/>
           <w:b/>
           <w:color w:val="1A1A1A"/>
-          <w:sz w:val="20"/>
+          <w:sz w:val="22"/>
           <w:szCs w:val="20"/>
         </w:rPr>
         <w:t xml:space="preserve">5.</w:t>
@@ -1528,7 +1532,7 @@
           <w:rFonts w:ascii="Avenir Next" w:hAnsi="Avenir Next" w:cs="Avenir Next" w:eastAsia="Avenir Next"/>
           <w:b/>
           <w:color w:val="1A1A1A"/>
-          <w:sz w:val="20"/>
+          <w:sz w:val="22"/>
           <w:szCs w:val="20"/>
         </w:rPr>
         <w:t xml:space="preserve">Will It Fold?  </w:t>
@@ -1537,7 +1541,7 @@
         <w:rPr>
           <w:rFonts w:ascii="Avenir Next" w:hAnsi="Avenir Next" w:cs="Avenir Next" w:eastAsia="Avenir Next"/>
           <w:color w:val="1A1A1A"/>
-          <w:sz w:val="20"/>
+          <w:sz w:val="22"/>
           <w:szCs w:val="20"/>
         </w:rPr>
         <w:t xml:space="preserve">Jamal draws 6 squares in one long row and says it is a net for a cube. Is he right? Explain.</w:t>
@@ -1658,6 +1662,7 @@
           </w:tcPr>
           <w:p>
             <w:pPr>
+              <w:pStyle w:val="Heading2"/>
               <w:spacing w:before="0" w:after="0" w:line="240" w:lineRule="auto"/>
             </w:pPr>
             <w:r>
@@ -1695,7 +1700,7 @@
               <w:rPr>
                 <w:rFonts w:ascii="Avenir Next" w:hAnsi="Avenir Next" w:cs="Avenir Next" w:eastAsia="Avenir Next"/>
                 <w:color w:val="1A1A1A"/>
-                <w:sz w:val="17"/>
+                <w:sz w:val="22"/>
                 <w:szCs w:val="17"/>
               </w:rPr>
               <w:t xml:space="preserve">  I can do this on my own</w:t>
@@ -1724,7 +1729,7 @@
               <w:rPr>
                 <w:rFonts w:ascii="Avenir Next" w:hAnsi="Avenir Next" w:cs="Avenir Next" w:eastAsia="Avenir Next"/>
                 <w:color w:val="1A1A1A"/>
-                <w:sz w:val="17"/>
+                <w:sz w:val="22"/>
                 <w:szCs w:val="17"/>
               </w:rPr>
               <w:t xml:space="preserve">  I need a little help</w:t>
@@ -1753,7 +1758,7 @@
               <w:rPr>
                 <w:rFonts w:ascii="Avenir Next" w:hAnsi="Avenir Next" w:cs="Avenir Next" w:eastAsia="Avenir Next"/>
                 <w:color w:val="1A1A1A"/>
-                <w:sz w:val="17"/>
+                <w:sz w:val="22"/>
                 <w:szCs w:val="17"/>
               </w:rPr>
               <w:t xml:space="preserve">  I have a question about #</w:t>
@@ -1791,7 +1796,7 @@
         <w:rPr>
           <w:rFonts w:ascii="Avenir Next" w:hAnsi="Avenir Next" w:cs="Avenir Next" w:eastAsia="Avenir Next"/>
           <w:color w:val="5A5F66"/>
-          <w:sz w:val="17"/>
+          <w:sz w:val="22"/>
           <w:szCs w:val="17"/>
         </w:rPr>
         <w:t xml:space="preserve">Open an empty cereal box along its edges. Show someone its net.</w:t>
@@ -1811,7 +1816,7 @@
         <w:rPr>
           <w:rFonts w:ascii="Avenir Next" w:hAnsi="Avenir Next" w:cs="Avenir Next" w:eastAsia="Avenir Next"/>
           <w:color w:val="1A1A1A"/>
-          <w:sz w:val="20"/>
+          <w:sz w:val="22"/>
           <w:szCs w:val="20"/>
         </w:rPr>
         <w:t xml:space="preserve">Name</w:t>
@@ -1829,7 +1834,7 @@
         <w:rPr>
           <w:rFonts w:ascii="Avenir Next" w:hAnsi="Avenir Next" w:cs="Avenir Next" w:eastAsia="Avenir Next"/>
           <w:color w:val="1A1A1A"/>
-          <w:sz w:val="20"/>
+          <w:sz w:val="22"/>
           <w:szCs w:val="20"/>
         </w:rPr>
         <w:t xml:space="preserve">   Date</w:t>
@@ -1847,7 +1852,7 @@
         <w:rPr>
           <w:rFonts w:ascii="Avenir Next" w:hAnsi="Avenir Next" w:cs="Avenir Next" w:eastAsia="Avenir Next"/>
           <w:color w:val="1A1A1A"/>
-          <w:sz w:val="20"/>
+          <w:sz w:val="22"/>
           <w:szCs w:val="20"/>
         </w:rPr>
         <w:t xml:space="preserve">   Period</w:t>
@@ -1874,7 +1879,7 @@
           <w:caps/>
           <w:color w:val="003A70"/>
           <w:spacing w:val="12"/>
-          <w:sz w:val="19"/>
+          <w:sz w:val="22"/>
           <w:szCs w:val="19"/>
         </w:rPr>
         <w:t xml:space="preserve">Lesson 5-6  ·  Homework Packet  ·  Sheet 2 of 2</w:t>
@@ -1882,6 +1887,7 @@
     </w:p>
     <w:p>
       <w:pPr>
+        <w:pStyle w:val="Heading1"/>
         <w:keepNext/>
         <w:spacing w:before="0" w:after="0" w:line="240" w:lineRule="auto"/>
       </w:pPr>
@@ -1907,7 +1913,7 @@
         <w:rPr>
           <w:rFonts w:ascii="Avenir Next" w:hAnsi="Avenir Next" w:cs="Avenir Next" w:eastAsia="Avenir Next"/>
           <w:color w:val="5A5F66"/>
-          <w:sz w:val="17"/>
+          <w:sz w:val="22"/>
           <w:szCs w:val="17"/>
         </w:rPr>
         <w:t xml:space="preserve">Maryland Standard 6.G.A.4   ·   Learning target — I can name the solid a net makes by reading the shapes in the net.</w:t>
@@ -1954,6 +1960,7 @@
           </w:tcPr>
           <w:p>
             <w:pPr>
+              <w:pStyle w:val="Heading2"/>
               <w:spacing w:before="0" w:after="0" w:line="240" w:lineRule="auto"/>
             </w:pPr>
             <w:r>
@@ -1981,54 +1988,54 @@
                 <w:rFonts w:ascii="Avenir Next" w:hAnsi="Avenir Next" w:cs="Avenir Next" w:eastAsia="Avenir Next"/>
                 <w:b/>
                 <w:color w:val="003A70"/>
+                <w:sz w:val="22"/>
+                <w:szCs w:val="18"/>
+              </w:rPr>
+              <w:t xml:space="preserve">•</w:t>
+            </w:r>
+            <w:r>
+              <w:rPr>
+                <w:rFonts w:ascii="Avenir Next" w:hAnsi="Avenir Next" w:cs="Avenir Next" w:eastAsia="Avenir Next"/>
+                <w:color w:val="1A1A1A"/>
                 <w:sz w:val="18"/>
                 <w:szCs w:val="18"/>
               </w:rPr>
-              <w:t xml:space="preserve">•</w:t>
-            </w:r>
-            <w:r>
-              <w:rPr>
-                <w:rFonts w:ascii="Avenir Next" w:hAnsi="Avenir Next" w:cs="Avenir Next" w:eastAsia="Avenir Next"/>
-                <w:color w:val="1A1A1A"/>
-                <w:sz w:val="18"/>
+              <w:tab/>
+            </w:r>
+            <w:r>
+              <w:rPr>
+                <w:rFonts w:ascii="Avenir Next" w:hAnsi="Avenir Next" w:cs="Avenir Next" w:eastAsia="Avenir Next"/>
+                <w:b/>
+                <w:color w:val="1A1A1A"/>
+                <w:sz w:val="22"/>
                 <w:szCs w:val="18"/>
               </w:rPr>
-              <w:tab/>
-            </w:r>
-            <w:r>
-              <w:rPr>
-                <w:rFonts w:ascii="Avenir Next" w:hAnsi="Avenir Next" w:cs="Avenir Next" w:eastAsia="Avenir Next"/>
-                <w:b/>
-                <w:color w:val="1A1A1A"/>
-                <w:sz w:val="18"/>
+              <w:t xml:space="preserve">Prism</w:t>
+            </w:r>
+            <w:r>
+              <w:rPr>
+                <w:rFonts w:ascii="Avenir Next" w:hAnsi="Avenir Next" w:cs="Avenir Next" w:eastAsia="Avenir Next"/>
+                <w:color w:val="1A1A1A"/>
+                <w:sz w:val="22"/>
                 <w:szCs w:val="18"/>
               </w:rPr>
-              <w:t xml:space="preserve">Prism</w:t>
-            </w:r>
-            <w:r>
-              <w:rPr>
-                <w:rFonts w:ascii="Avenir Next" w:hAnsi="Avenir Next" w:cs="Avenir Next" w:eastAsia="Avenir Next"/>
-                <w:color w:val="1A1A1A"/>
-                <w:sz w:val="18"/>
+              <w:t xml:space="preserve">: 2 matching bases + rectangles. </w:t>
+            </w:r>
+            <w:r>
+              <w:rPr>
+                <w:rFonts w:ascii="Avenir Next" w:hAnsi="Avenir Next" w:cs="Avenir Next" w:eastAsia="Avenir Next"/>
+                <w:b/>
+                <w:color w:val="1A1A1A"/>
+                <w:sz w:val="22"/>
                 <w:szCs w:val="18"/>
               </w:rPr>
-              <w:t xml:space="preserve">: 2 matching bases + rectangles. </w:t>
-            </w:r>
-            <w:r>
-              <w:rPr>
-                <w:rFonts w:ascii="Avenir Next" w:hAnsi="Avenir Next" w:cs="Avenir Next" w:eastAsia="Avenir Next"/>
-                <w:b/>
-                <w:color w:val="1A1A1A"/>
-                <w:sz w:val="18"/>
-                <w:szCs w:val="18"/>
-              </w:rPr>
               <w:t xml:space="preserve">Pyramid</w:t>
             </w:r>
             <w:r>
               <w:rPr>
                 <w:rFonts w:ascii="Avenir Next" w:hAnsi="Avenir Next" w:cs="Avenir Next" w:eastAsia="Avenir Next"/>
                 <w:color w:val="1A1A1A"/>
-                <w:sz w:val="18"/>
+                <w:sz w:val="22"/>
                 <w:szCs w:val="18"/>
               </w:rPr>
               <w:t xml:space="preserve">: 1 base + triangles that meet at a point.</w:t>
@@ -2047,44 +2054,44 @@
                 <w:rFonts w:ascii="Avenir Next" w:hAnsi="Avenir Next" w:cs="Avenir Next" w:eastAsia="Avenir Next"/>
                 <w:b/>
                 <w:color w:val="003A70"/>
+                <w:sz w:val="22"/>
+                <w:szCs w:val="18"/>
+              </w:rPr>
+              <w:t xml:space="preserve">•</w:t>
+            </w:r>
+            <w:r>
+              <w:rPr>
+                <w:rFonts w:ascii="Avenir Next" w:hAnsi="Avenir Next" w:cs="Avenir Next" w:eastAsia="Avenir Next"/>
+                <w:color w:val="1A1A1A"/>
                 <w:sz w:val="18"/>
                 <w:szCs w:val="18"/>
               </w:rPr>
-              <w:t xml:space="preserve">•</w:t>
-            </w:r>
-            <w:r>
-              <w:rPr>
-                <w:rFonts w:ascii="Avenir Next" w:hAnsi="Avenir Next" w:cs="Avenir Next" w:eastAsia="Avenir Next"/>
-                <w:color w:val="1A1A1A"/>
-                <w:sz w:val="18"/>
+              <w:tab/>
+            </w:r>
+            <w:r>
+              <w:rPr>
+                <w:rFonts w:ascii="Avenir Next" w:hAnsi="Avenir Next" w:cs="Avenir Next" w:eastAsia="Avenir Next"/>
+                <w:color w:val="1A1A1A"/>
+                <w:sz w:val="22"/>
                 <w:szCs w:val="18"/>
               </w:rPr>
-              <w:tab/>
-            </w:r>
-            <w:r>
-              <w:rPr>
-                <w:rFonts w:ascii="Avenir Next" w:hAnsi="Avenir Next" w:cs="Avenir Next" w:eastAsia="Avenir Next"/>
-                <w:color w:val="1A1A1A"/>
-                <w:sz w:val="18"/>
+              <w:t xml:space="preserve">The </w:t>
+            </w:r>
+            <w:r>
+              <w:rPr>
+                <w:rFonts w:ascii="Avenir Next" w:hAnsi="Avenir Next" w:cs="Avenir Next" w:eastAsia="Avenir Next"/>
+                <w:b/>
+                <w:color w:val="1A1A1A"/>
+                <w:sz w:val="22"/>
                 <w:szCs w:val="18"/>
               </w:rPr>
-              <w:t xml:space="preserve">The </w:t>
-            </w:r>
-            <w:r>
-              <w:rPr>
-                <w:rFonts w:ascii="Avenir Next" w:hAnsi="Avenir Next" w:cs="Avenir Next" w:eastAsia="Avenir Next"/>
-                <w:b/>
-                <w:color w:val="1A1A1A"/>
-                <w:sz w:val="18"/>
-                <w:szCs w:val="18"/>
-              </w:rPr>
               <w:t xml:space="preserve">base shape</w:t>
             </w:r>
             <w:r>
               <w:rPr>
                 <w:rFonts w:ascii="Avenir Next" w:hAnsi="Avenir Next" w:cs="Avenir Next" w:eastAsia="Avenir Next"/>
                 <w:color w:val="1A1A1A"/>
-                <w:sz w:val="18"/>
+                <w:sz w:val="22"/>
                 <w:szCs w:val="18"/>
               </w:rPr>
               <w:t xml:space="preserve"> names the solid (triangular, square, pentagonal …).</w:t>
@@ -2099,6 +2106,7 @@
           </w:tcPr>
           <w:p>
             <w:pPr>
+              <w:pStyle w:val="Heading2"/>
               <w:spacing w:before="0" w:after="0" w:line="240" w:lineRule="auto"/>
             </w:pPr>
             <w:r>
@@ -2121,7 +2129,7 @@
               <w:rPr>
                 <w:rFonts w:ascii="Avenir Next" w:hAnsi="Avenir Next" w:cs="Avenir Next" w:eastAsia="Avenir Next"/>
                 <w:color w:val="1A1A1A"/>
-                <w:sz w:val="17"/>
+                <w:sz w:val="22"/>
                 <w:szCs w:val="17"/>
               </w:rPr>
               <w:t xml:space="preserve">A net has 1 hexagon and 6 triangles.</w:t>
@@ -2140,25 +2148,25 @@
                 <w:rFonts w:ascii="Avenir Next" w:hAnsi="Avenir Next" w:cs="Avenir Next" w:eastAsia="Avenir Next"/>
                 <w:b/>
                 <w:color w:val="003A70"/>
+                <w:sz w:val="22"/>
+                <w:szCs w:val="17"/>
+              </w:rPr>
+              <w:t xml:space="preserve">Step 1</w:t>
+            </w:r>
+            <w:r>
+              <w:rPr>
+                <w:rFonts w:ascii="Avenir Next" w:hAnsi="Avenir Next" w:cs="Avenir Next" w:eastAsia="Avenir Next"/>
+                <w:color w:val="1A1A1A"/>
                 <w:sz w:val="17"/>
                 <w:szCs w:val="17"/>
               </w:rPr>
-              <w:t xml:space="preserve">Step 1</w:t>
-            </w:r>
-            <w:r>
-              <w:rPr>
-                <w:rFonts w:ascii="Avenir Next" w:hAnsi="Avenir Next" w:cs="Avenir Next" w:eastAsia="Avenir Next"/>
-                <w:color w:val="1A1A1A"/>
-                <w:sz w:val="17"/>
-                <w:szCs w:val="17"/>
-              </w:rPr>
               <w:tab/>
             </w:r>
             <w:r>
               <w:rPr>
                 <w:rFonts w:ascii="Avenir Next" w:hAnsi="Avenir Next" w:cs="Avenir Next" w:eastAsia="Avenir Next"/>
                 <w:color w:val="1A1A1A"/>
-                <w:sz w:val="17"/>
+                <w:sz w:val="22"/>
                 <w:szCs w:val="17"/>
               </w:rPr>
               <w:t xml:space="preserve">One base with triangles around it means a pyramid.</w:t>
@@ -2177,25 +2185,25 @@
                 <w:rFonts w:ascii="Avenir Next" w:hAnsi="Avenir Next" w:cs="Avenir Next" w:eastAsia="Avenir Next"/>
                 <w:b/>
                 <w:color w:val="003A70"/>
+                <w:sz w:val="22"/>
+                <w:szCs w:val="17"/>
+              </w:rPr>
+              <w:t xml:space="preserve">Step 2</w:t>
+            </w:r>
+            <w:r>
+              <w:rPr>
+                <w:rFonts w:ascii="Avenir Next" w:hAnsi="Avenir Next" w:cs="Avenir Next" w:eastAsia="Avenir Next"/>
+                <w:color w:val="1A1A1A"/>
                 <w:sz w:val="17"/>
                 <w:szCs w:val="17"/>
               </w:rPr>
-              <w:t xml:space="preserve">Step 2</w:t>
-            </w:r>
-            <w:r>
-              <w:rPr>
-                <w:rFonts w:ascii="Avenir Next" w:hAnsi="Avenir Next" w:cs="Avenir Next" w:eastAsia="Avenir Next"/>
-                <w:color w:val="1A1A1A"/>
-                <w:sz w:val="17"/>
-                <w:szCs w:val="17"/>
-              </w:rPr>
               <w:tab/>
             </w:r>
             <w:r>
               <w:rPr>
                 <w:rFonts w:ascii="Avenir Next" w:hAnsi="Avenir Next" w:cs="Avenir Next" w:eastAsia="Avenir Next"/>
                 <w:color w:val="1A1A1A"/>
-                <w:sz w:val="17"/>
+                <w:sz w:val="22"/>
                 <w:szCs w:val="17"/>
               </w:rPr>
               <w:t xml:space="preserve">The base is a hexagon.</w:t>
@@ -2214,18 +2222,18 @@
                 <w:rFonts w:ascii="Avenir Next" w:hAnsi="Avenir Next" w:cs="Avenir Next" w:eastAsia="Avenir Next"/>
                 <w:b/>
                 <w:color w:val="1A1A1A"/>
+                <w:sz w:val="22"/>
+                <w:szCs w:val="17"/>
+              </w:rPr>
+              <w:t xml:space="preserve">Answer</w:t>
+            </w:r>
+            <w:r>
+              <w:rPr>
+                <w:rFonts w:ascii="Avenir Next" w:hAnsi="Avenir Next" w:cs="Avenir Next" w:eastAsia="Avenir Next"/>
+                <w:color w:val="1A1A1A"/>
                 <w:sz w:val="17"/>
                 <w:szCs w:val="17"/>
               </w:rPr>
-              <w:t xml:space="preserve">Answer</w:t>
-            </w:r>
-            <w:r>
-              <w:rPr>
-                <w:rFonts w:ascii="Avenir Next" w:hAnsi="Avenir Next" w:cs="Avenir Next" w:eastAsia="Avenir Next"/>
-                <w:color w:val="1A1A1A"/>
-                <w:sz w:val="17"/>
-                <w:szCs w:val="17"/>
-              </w:rPr>
               <w:tab/>
             </w:r>
             <w:r>
@@ -2233,7 +2241,7 @@
                 <w:rFonts w:ascii="Avenir Next" w:hAnsi="Avenir Next" w:cs="Avenir Next" w:eastAsia="Avenir Next"/>
                 <w:b/>
                 <w:color w:val="1A1A1A"/>
-                <w:sz w:val="17"/>
+                <w:sz w:val="22"/>
                 <w:szCs w:val="17"/>
               </w:rPr>
               <w:t xml:space="preserve">hexagonal pyramid</w:t>
@@ -2244,6 +2252,7 @@
     </w:tbl>
     <w:p>
       <w:pPr>
+        <w:pStyle w:val="Heading2"/>
         <w:keepNext/>
         <w:pBdr>
           <w:bottom w:val="single" w:sz="8" w:space="3" w:color="003A70"/>
@@ -2259,7 +2268,7 @@
           <w:b/>
           <w:color w:val="003A70"/>
           <w:spacing w:val="14"/>
-          <w:sz w:val="19"/>
+          <w:sz w:val="22"/>
           <w:szCs w:val="19"/>
         </w:rPr>
         <w:t xml:space="preserve">PRACTICE</w:t>
@@ -2278,7 +2287,7 @@
           <w:rFonts w:ascii="Avenir Next" w:hAnsi="Avenir Next" w:cs="Avenir Next" w:eastAsia="Avenir Next"/>
           <w:i/>
           <w:color w:val="5A5F66"/>
-          <w:sz w:val="17"/>
+          <w:sz w:val="22"/>
           <w:szCs w:val="17"/>
         </w:rPr>
         <w:t xml:space="preserve">show your work · label units</w:t>
@@ -2337,25 +2346,25 @@
                 <w:rFonts w:ascii="Avenir Next" w:hAnsi="Avenir Next" w:cs="Avenir Next" w:eastAsia="Avenir Next"/>
                 <w:b/>
                 <w:color w:val="1A1A1A"/>
+                <w:sz w:val="22"/>
+                <w:szCs w:val="20"/>
+              </w:rPr>
+              <w:t xml:space="preserve">1.</w:t>
+            </w:r>
+            <w:r>
+              <w:rPr>
+                <w:rFonts w:ascii="Avenir Next" w:hAnsi="Avenir Next" w:cs="Avenir Next" w:eastAsia="Avenir Next"/>
+                <w:color w:val="1A1A1A"/>
                 <w:sz w:val="20"/>
                 <w:szCs w:val="20"/>
               </w:rPr>
-              <w:t xml:space="preserve">1.</w:t>
-            </w:r>
-            <w:r>
-              <w:rPr>
-                <w:rFonts w:ascii="Avenir Next" w:hAnsi="Avenir Next" w:cs="Avenir Next" w:eastAsia="Avenir Next"/>
-                <w:color w:val="1A1A1A"/>
-                <w:sz w:val="20"/>
-                <w:szCs w:val="20"/>
-              </w:rPr>
               <w:tab/>
             </w:r>
             <w:r>
               <w:rPr>
                 <w:rFonts w:ascii="Avenir Next" w:hAnsi="Avenir Next" w:cs="Avenir Next" w:eastAsia="Avenir Next"/>
                 <w:color w:val="1A1A1A"/>
-                <w:sz w:val="20"/>
+                <w:sz w:val="22"/>
                 <w:szCs w:val="20"/>
               </w:rPr>
               <w:t xml:space="preserve">Look at the net.</w:t>
@@ -2409,7 +2418,7 @@
                       <w:rFonts w:ascii="Avenir Next" w:hAnsi="Avenir Next" w:cs="Avenir Next" w:eastAsia="Avenir Next"/>
                       <w:b/>
                       <w:color w:val="003A70"/>
-                      <w:sz w:val="20"/>
+                      <w:sz w:val="22"/>
                       <w:szCs w:val="20"/>
                     </w:rPr>
                     <w:t xml:space="preserve">a.</w:t>
@@ -2427,7 +2436,7 @@
                     <w:rPr>
                       <w:rFonts w:ascii="Avenir Next" w:hAnsi="Avenir Next" w:cs="Avenir Next" w:eastAsia="Avenir Next"/>
                       <w:color w:val="1A1A1A"/>
-                      <w:sz w:val="20"/>
+                      <w:sz w:val="22"/>
                       <w:szCs w:val="20"/>
                     </w:rPr>
                     <w:t xml:space="preserve">Solid:</w:t>
@@ -2477,7 +2486,7 @@
                       <w:rFonts w:ascii="Avenir Next" w:hAnsi="Avenir Next" w:cs="Avenir Next" w:eastAsia="Avenir Next"/>
                       <w:b/>
                       <w:color w:val="003A70"/>
-                      <w:sz w:val="20"/>
+                      <w:sz w:val="22"/>
                       <w:szCs w:val="20"/>
                     </w:rPr>
                     <w:t xml:space="preserve">b.</w:t>
@@ -2495,7 +2504,7 @@
                     <w:rPr>
                       <w:rFonts w:ascii="Avenir Next" w:hAnsi="Avenir Next" w:cs="Avenir Next" w:eastAsia="Avenir Next"/>
                       <w:color w:val="1A1A1A"/>
-                      <w:sz w:val="20"/>
+                      <w:sz w:val="22"/>
                       <w:szCs w:val="20"/>
                     </w:rPr>
                     <w:t xml:space="preserve">Number of faces:</w:t>
@@ -2546,7 +2555,7 @@
               <w:drawing>
                 <wp:inline distT="0" distB="0" distL="0" distR="0">
                   <wp:extent cx="1097280" cy="960351"/>
-                  <wp:docPr id="3" name="Figure 3"/>
+                  <wp:docPr id="3" name="Figure 3" descr="Net of a triangular prism: two triangles and three rectangles. Printed dimension labels: length: 9 cm; side: 4 cm."/>
                   <a:graphic xmlns:a="http://schemas.openxmlformats.org/drawingml/2006/main">
                     <a:graphicData uri="http://schemas.openxmlformats.org/drawingml/2006/picture">
                       <pic:pic xmlns:pic="http://schemas.openxmlformats.org/drawingml/2006/picture">
@@ -2598,7 +2607,7 @@
           <w:rFonts w:ascii="Avenir Next" w:hAnsi="Avenir Next" w:cs="Avenir Next" w:eastAsia="Avenir Next"/>
           <w:b/>
           <w:color w:val="1A1A1A"/>
-          <w:sz w:val="20"/>
+          <w:sz w:val="22"/>
           <w:szCs w:val="20"/>
         </w:rPr>
         <w:t xml:space="preserve">2.</w:t>
@@ -2616,7 +2625,7 @@
         <w:rPr>
           <w:rFonts w:ascii="Avenir Next" w:hAnsi="Avenir Next" w:cs="Avenir Next" w:eastAsia="Avenir Next"/>
           <w:color w:val="1A1A1A"/>
-          <w:sz w:val="20"/>
+          <w:sz w:val="22"/>
           <w:szCs w:val="20"/>
         </w:rPr>
         <w:t xml:space="preserve">Name the solid each net makes.</w:t>
@@ -2671,25 +2680,25 @@
                 <w:rFonts w:ascii="Avenir Next" w:hAnsi="Avenir Next" w:cs="Avenir Next" w:eastAsia="Avenir Next"/>
                 <w:b/>
                 <w:color w:val="003A70"/>
+                <w:sz w:val="22"/>
+                <w:szCs w:val="20"/>
+              </w:rPr>
+              <w:t xml:space="preserve">a.</w:t>
+            </w:r>
+            <w:r>
+              <w:rPr>
+                <w:rFonts w:ascii="Avenir Next" w:hAnsi="Avenir Next" w:cs="Avenir Next" w:eastAsia="Avenir Next"/>
+                <w:color w:val="1A1A1A"/>
                 <w:sz w:val="20"/>
                 <w:szCs w:val="20"/>
               </w:rPr>
-              <w:t xml:space="preserve">a.</w:t>
-            </w:r>
-            <w:r>
-              <w:rPr>
-                <w:rFonts w:ascii="Avenir Next" w:hAnsi="Avenir Next" w:cs="Avenir Next" w:eastAsia="Avenir Next"/>
-                <w:color w:val="1A1A1A"/>
-                <w:sz w:val="20"/>
-                <w:szCs w:val="20"/>
-              </w:rPr>
               <w:tab/>
             </w:r>
             <w:r>
               <w:rPr>
                 <w:rFonts w:ascii="Avenir Next" w:hAnsi="Avenir Next" w:cs="Avenir Next" w:eastAsia="Avenir Next"/>
                 <w:color w:val="1A1A1A"/>
-                <w:sz w:val="20"/>
+                <w:sz w:val="22"/>
                 <w:szCs w:val="20"/>
               </w:rPr>
               <w:t xml:space="preserve">1 rectangle + 4 triangles:</w:t>
@@ -2733,25 +2742,25 @@
                 <w:rFonts w:ascii="Avenir Next" w:hAnsi="Avenir Next" w:cs="Avenir Next" w:eastAsia="Avenir Next"/>
                 <w:b/>
                 <w:color w:val="003A70"/>
+                <w:sz w:val="22"/>
+                <w:szCs w:val="20"/>
+              </w:rPr>
+              <w:t xml:space="preserve">b.</w:t>
+            </w:r>
+            <w:r>
+              <w:rPr>
+                <w:rFonts w:ascii="Avenir Next" w:hAnsi="Avenir Next" w:cs="Avenir Next" w:eastAsia="Avenir Next"/>
+                <w:color w:val="1A1A1A"/>
                 <w:sz w:val="20"/>
                 <w:szCs w:val="20"/>
               </w:rPr>
-              <w:t xml:space="preserve">b.</w:t>
-            </w:r>
-            <w:r>
-              <w:rPr>
-                <w:rFonts w:ascii="Avenir Next" w:hAnsi="Avenir Next" w:cs="Avenir Next" w:eastAsia="Avenir Next"/>
-                <w:color w:val="1A1A1A"/>
-                <w:sz w:val="20"/>
-                <w:szCs w:val="20"/>
-              </w:rPr>
               <w:tab/>
             </w:r>
             <w:r>
               <w:rPr>
                 <w:rFonts w:ascii="Avenir Next" w:hAnsi="Avenir Next" w:cs="Avenir Next" w:eastAsia="Avenir Next"/>
                 <w:color w:val="1A1A1A"/>
-                <w:sz w:val="20"/>
+                <w:sz w:val="22"/>
                 <w:szCs w:val="20"/>
               </w:rPr>
               <w:t xml:space="preserve">2 hexagons + 6 rectangles:</w:t>
@@ -2801,25 +2810,25 @@
                 <w:rFonts w:ascii="Avenir Next" w:hAnsi="Avenir Next" w:cs="Avenir Next" w:eastAsia="Avenir Next"/>
                 <w:b/>
                 <w:color w:val="003A70"/>
+                <w:sz w:val="22"/>
+                <w:szCs w:val="20"/>
+              </w:rPr>
+              <w:t xml:space="preserve">c.</w:t>
+            </w:r>
+            <w:r>
+              <w:rPr>
+                <w:rFonts w:ascii="Avenir Next" w:hAnsi="Avenir Next" w:cs="Avenir Next" w:eastAsia="Avenir Next"/>
+                <w:color w:val="1A1A1A"/>
                 <w:sz w:val="20"/>
                 <w:szCs w:val="20"/>
               </w:rPr>
-              <w:t xml:space="preserve">c.</w:t>
-            </w:r>
-            <w:r>
-              <w:rPr>
-                <w:rFonts w:ascii="Avenir Next" w:hAnsi="Avenir Next" w:cs="Avenir Next" w:eastAsia="Avenir Next"/>
-                <w:color w:val="1A1A1A"/>
-                <w:sz w:val="20"/>
-                <w:szCs w:val="20"/>
-              </w:rPr>
               <w:tab/>
             </w:r>
             <w:r>
               <w:rPr>
                 <w:rFonts w:ascii="Avenir Next" w:hAnsi="Avenir Next" w:cs="Avenir Next" w:eastAsia="Avenir Next"/>
                 <w:color w:val="1A1A1A"/>
-                <w:sz w:val="20"/>
+                <w:sz w:val="22"/>
                 <w:szCs w:val="20"/>
               </w:rPr>
               <w:t xml:space="preserve">2 triangles + 3 rectangles:</w:t>
@@ -2863,25 +2872,25 @@
                 <w:rFonts w:ascii="Avenir Next" w:hAnsi="Avenir Next" w:cs="Avenir Next" w:eastAsia="Avenir Next"/>
                 <w:b/>
                 <w:color w:val="003A70"/>
+                <w:sz w:val="22"/>
+                <w:szCs w:val="20"/>
+              </w:rPr>
+              <w:t xml:space="preserve">d.</w:t>
+            </w:r>
+            <w:r>
+              <w:rPr>
+                <w:rFonts w:ascii="Avenir Next" w:hAnsi="Avenir Next" w:cs="Avenir Next" w:eastAsia="Avenir Next"/>
+                <w:color w:val="1A1A1A"/>
                 <w:sz w:val="20"/>
                 <w:szCs w:val="20"/>
               </w:rPr>
-              <w:t xml:space="preserve">d.</w:t>
-            </w:r>
-            <w:r>
-              <w:rPr>
-                <w:rFonts w:ascii="Avenir Next" w:hAnsi="Avenir Next" w:cs="Avenir Next" w:eastAsia="Avenir Next"/>
-                <w:color w:val="1A1A1A"/>
-                <w:sz w:val="20"/>
-                <w:szCs w:val="20"/>
-              </w:rPr>
               <w:tab/>
             </w:r>
             <w:r>
               <w:rPr>
                 <w:rFonts w:ascii="Avenir Next" w:hAnsi="Avenir Next" w:cs="Avenir Next" w:eastAsia="Avenir Next"/>
                 <w:color w:val="1A1A1A"/>
-                <w:sz w:val="20"/>
+                <w:sz w:val="22"/>
                 <w:szCs w:val="20"/>
               </w:rPr>
               <w:t xml:space="preserve">1 pentagon + 5 triangles:</w:t>
@@ -2931,25 +2940,25 @@
                 <w:rFonts w:ascii="Avenir Next" w:hAnsi="Avenir Next" w:cs="Avenir Next" w:eastAsia="Avenir Next"/>
                 <w:b/>
                 <w:color w:val="003A70"/>
+                <w:sz w:val="22"/>
+                <w:szCs w:val="20"/>
+              </w:rPr>
+              <w:t xml:space="preserve">e.</w:t>
+            </w:r>
+            <w:r>
+              <w:rPr>
+                <w:rFonts w:ascii="Avenir Next" w:hAnsi="Avenir Next" w:cs="Avenir Next" w:eastAsia="Avenir Next"/>
+                <w:color w:val="1A1A1A"/>
                 <w:sz w:val="20"/>
                 <w:szCs w:val="20"/>
               </w:rPr>
-              <w:t xml:space="preserve">e.</w:t>
-            </w:r>
-            <w:r>
-              <w:rPr>
-                <w:rFonts w:ascii="Avenir Next" w:hAnsi="Avenir Next" w:cs="Avenir Next" w:eastAsia="Avenir Next"/>
-                <w:color w:val="1A1A1A"/>
-                <w:sz w:val="20"/>
-                <w:szCs w:val="20"/>
-              </w:rPr>
               <w:tab/>
             </w:r>
             <w:r>
               <w:rPr>
                 <w:rFonts w:ascii="Avenir Next" w:hAnsi="Avenir Next" w:cs="Avenir Next" w:eastAsia="Avenir Next"/>
                 <w:color w:val="1A1A1A"/>
-                <w:sz w:val="20"/>
+                <w:sz w:val="22"/>
                 <w:szCs w:val="20"/>
               </w:rPr>
               <w:t xml:space="preserve">6 squares:</w:t>
@@ -2993,25 +3002,25 @@
                 <w:rFonts w:ascii="Avenir Next" w:hAnsi="Avenir Next" w:cs="Avenir Next" w:eastAsia="Avenir Next"/>
                 <w:b/>
                 <w:color w:val="003A70"/>
+                <w:sz w:val="22"/>
+                <w:szCs w:val="20"/>
+              </w:rPr>
+              <w:t xml:space="preserve">f.</w:t>
+            </w:r>
+            <w:r>
+              <w:rPr>
+                <w:rFonts w:ascii="Avenir Next" w:hAnsi="Avenir Next" w:cs="Avenir Next" w:eastAsia="Avenir Next"/>
+                <w:color w:val="1A1A1A"/>
                 <w:sz w:val="20"/>
                 <w:szCs w:val="20"/>
               </w:rPr>
-              <w:t xml:space="preserve">f.</w:t>
-            </w:r>
-            <w:r>
-              <w:rPr>
-                <w:rFonts w:ascii="Avenir Next" w:hAnsi="Avenir Next" w:cs="Avenir Next" w:eastAsia="Avenir Next"/>
-                <w:color w:val="1A1A1A"/>
-                <w:sz w:val="20"/>
-                <w:szCs w:val="20"/>
-              </w:rPr>
               <w:tab/>
             </w:r>
             <w:r>
               <w:rPr>
                 <w:rFonts w:ascii="Avenir Next" w:hAnsi="Avenir Next" w:cs="Avenir Next" w:eastAsia="Avenir Next"/>
                 <w:color w:val="1A1A1A"/>
-                <w:sz w:val="20"/>
+                <w:sz w:val="22"/>
                 <w:szCs w:val="20"/>
               </w:rPr>
               <w:t xml:space="preserve">2 pentagons + 5 rectangles:</w:t>
@@ -3097,25 +3106,25 @@
                 <w:rFonts w:ascii="Avenir Next" w:hAnsi="Avenir Next" w:cs="Avenir Next" w:eastAsia="Avenir Next"/>
                 <w:b/>
                 <w:color w:val="1A1A1A"/>
+                <w:sz w:val="22"/>
+                <w:szCs w:val="20"/>
+              </w:rPr>
+              <w:t xml:space="preserve">3.</w:t>
+            </w:r>
+            <w:r>
+              <w:rPr>
+                <w:rFonts w:ascii="Avenir Next" w:hAnsi="Avenir Next" w:cs="Avenir Next" w:eastAsia="Avenir Next"/>
+                <w:color w:val="1A1A1A"/>
                 <w:sz w:val="20"/>
                 <w:szCs w:val="20"/>
               </w:rPr>
-              <w:t xml:space="preserve">3.</w:t>
-            </w:r>
-            <w:r>
-              <w:rPr>
-                <w:rFonts w:ascii="Avenir Next" w:hAnsi="Avenir Next" w:cs="Avenir Next" w:eastAsia="Avenir Next"/>
-                <w:color w:val="1A1A1A"/>
-                <w:sz w:val="20"/>
-                <w:szCs w:val="20"/>
-              </w:rPr>
               <w:tab/>
             </w:r>
             <w:r>
               <w:rPr>
                 <w:rFonts w:ascii="Avenir Next" w:hAnsi="Avenir Next" w:cs="Avenir Next" w:eastAsia="Avenir Next"/>
                 <w:color w:val="1A1A1A"/>
-                <w:sz w:val="20"/>
+                <w:sz w:val="22"/>
                 <w:szCs w:val="20"/>
               </w:rPr>
               <w:t xml:space="preserve">This net folds into a square pyramid.</w:t>
@@ -3169,7 +3178,7 @@
                       <w:rFonts w:ascii="Avenir Next" w:hAnsi="Avenir Next" w:cs="Avenir Next" w:eastAsia="Avenir Next"/>
                       <w:b/>
                       <w:color w:val="003A70"/>
-                      <w:sz w:val="20"/>
+                      <w:sz w:val="22"/>
                       <w:szCs w:val="20"/>
                     </w:rPr>
                     <w:t xml:space="preserve">a.</w:t>
@@ -3187,7 +3196,7 @@
                     <w:rPr>
                       <w:rFonts w:ascii="Avenir Next" w:hAnsi="Avenir Next" w:cs="Avenir Next" w:eastAsia="Avenir Next"/>
                       <w:color w:val="1A1A1A"/>
-                      <w:sz w:val="20"/>
+                      <w:sz w:val="22"/>
                       <w:szCs w:val="20"/>
                     </w:rPr>
                     <w:t xml:space="preserve">Area of the base:</w:t>
@@ -3215,7 +3224,7 @@
                     <w:rPr>
                       <w:rFonts w:ascii="Avenir Next" w:hAnsi="Avenir Next" w:cs="Avenir Next" w:eastAsia="Avenir Next"/>
                       <w:color w:val="1A1A1A"/>
-                      <w:sz w:val="20"/>
+                      <w:sz w:val="22"/>
                       <w:szCs w:val="20"/>
                     </w:rPr>
                     <w:t xml:space="preserve"> in²</w:t>
@@ -3246,7 +3255,7 @@
                       <w:rFonts w:ascii="Avenir Next" w:hAnsi="Avenir Next" w:cs="Avenir Next" w:eastAsia="Avenir Next"/>
                       <w:b/>
                       <w:color w:val="003A70"/>
-                      <w:sz w:val="20"/>
+                      <w:sz w:val="22"/>
                       <w:szCs w:val="20"/>
                     </w:rPr>
                     <w:t xml:space="preserve">b.</w:t>
@@ -3264,7 +3273,7 @@
                     <w:rPr>
                       <w:rFonts w:ascii="Avenir Next" w:hAnsi="Avenir Next" w:cs="Avenir Next" w:eastAsia="Avenir Next"/>
                       <w:color w:val="1A1A1A"/>
-                      <w:sz w:val="20"/>
+                      <w:sz w:val="22"/>
                       <w:szCs w:val="20"/>
                     </w:rPr>
                     <w:t xml:space="preserve">Area of all 4 triangles:</w:t>
@@ -3292,7 +3301,7 @@
                     <w:rPr>
                       <w:rFonts w:ascii="Avenir Next" w:hAnsi="Avenir Next" w:cs="Avenir Next" w:eastAsia="Avenir Next"/>
                       <w:color w:val="1A1A1A"/>
-                      <w:sz w:val="20"/>
+                      <w:sz w:val="22"/>
                       <w:szCs w:val="20"/>
                     </w:rPr>
                     <w:t xml:space="preserve"> in²</w:t>
@@ -3324,7 +3333,7 @@
               <w:drawing>
                 <wp:inline distT="0" distB="0" distL="0" distR="0">
                   <wp:extent cx="1188720" cy="1188720"/>
-                  <wp:docPr id="4" name="Figure 4"/>
+                  <wp:docPr id="4" name="Figure 4" descr="Net of a square pyramid: a square with one triangle on each side. Printed dimension labels: base: 6 in; slant: 5 in."/>
                   <a:graphic xmlns:a="http://schemas.openxmlformats.org/drawingml/2006/main">
                     <a:graphicData uri="http://schemas.openxmlformats.org/drawingml/2006/picture">
                       <pic:pic xmlns:pic="http://schemas.openxmlformats.org/drawingml/2006/picture">
@@ -3376,7 +3385,7 @@
           <w:rFonts w:ascii="Avenir Next" w:hAnsi="Avenir Next" w:cs="Avenir Next" w:eastAsia="Avenir Next"/>
           <w:b/>
           <w:color w:val="1A1A1A"/>
-          <w:sz w:val="20"/>
+          <w:sz w:val="22"/>
           <w:szCs w:val="20"/>
         </w:rPr>
         <w:t xml:space="preserve">4.</w:t>
@@ -3395,7 +3404,7 @@
           <w:rFonts w:ascii="Avenir Next" w:hAnsi="Avenir Next" w:cs="Avenir Next" w:eastAsia="Avenir Next"/>
           <w:b/>
           <w:color w:val="1A1A1A"/>
-          <w:sz w:val="20"/>
+          <w:sz w:val="22"/>
           <w:szCs w:val="20"/>
         </w:rPr>
         <w:t xml:space="preserve">Mystery Box.  </w:t>
@@ -3404,7 +3413,7 @@
         <w:rPr>
           <w:rFonts w:ascii="Avenir Next" w:hAnsi="Avenir Next" w:cs="Avenir Next" w:eastAsia="Avenir Next"/>
           <w:color w:val="1A1A1A"/>
-          <w:sz w:val="20"/>
+          <w:sz w:val="22"/>
           <w:szCs w:val="20"/>
         </w:rPr>
         <w:t xml:space="preserve">A net has 2 squares, 4 cm on each side, and 4 rectangles, 4 cm × 9 cm. Name the solid and its dimensions.</w:t>
@@ -3423,7 +3432,7 @@
           <w:rFonts w:ascii="Avenir Next" w:hAnsi="Avenir Next" w:cs="Avenir Next" w:eastAsia="Avenir Next"/>
           <w:b/>
           <w:color w:val="1A1A1A"/>
-          <w:sz w:val="18"/>
+          <w:sz w:val="22"/>
           <w:szCs w:val="18"/>
         </w:rPr>
         <w:t xml:space="preserve">Answer</w:t>
@@ -3445,6 +3454,7 @@
     </w:p>
     <w:p>
       <w:pPr>
+        <w:pStyle w:val="Heading2"/>
         <w:keepNext/>
         <w:pBdr>
           <w:bottom w:val="single" w:sz="8" w:space="3" w:color="003A70"/>
@@ -3460,7 +3470,7 @@
           <w:b/>
           <w:color w:val="003A70"/>
           <w:spacing w:val="14"/>
-          <w:sz w:val="19"/>
+          <w:sz w:val="22"/>
           <w:szCs w:val="19"/>
         </w:rPr>
         <w:t xml:space="preserve">TEST PRACTICE</w:t>
@@ -3479,7 +3489,7 @@
           <w:rFonts w:ascii="Avenir Next" w:hAnsi="Avenir Next" w:cs="Avenir Next" w:eastAsia="Avenir Next"/>
           <w:i/>
           <w:color w:val="5A5F66"/>
-          <w:sz w:val="17"/>
+          <w:sz w:val="22"/>
           <w:szCs w:val="17"/>
         </w:rPr>
         <w:t xml:space="preserve">choose the best answer</w:t>
@@ -3499,7 +3509,7 @@
           <w:rFonts w:ascii="Avenir Next" w:hAnsi="Avenir Next" w:cs="Avenir Next" w:eastAsia="Avenir Next"/>
           <w:b/>
           <w:color w:val="1A1A1A"/>
-          <w:sz w:val="20"/>
+          <w:sz w:val="22"/>
           <w:szCs w:val="20"/>
         </w:rPr>
         <w:t xml:space="preserve">5.</w:t>
@@ -3517,7 +3527,7 @@
         <w:rPr>
           <w:rFonts w:ascii="Avenir Next" w:hAnsi="Avenir Next" w:cs="Avenir Next" w:eastAsia="Avenir Next"/>
           <w:color w:val="1A1A1A"/>
-          <w:sz w:val="20"/>
+          <w:sz w:val="22"/>
           <w:szCs w:val="20"/>
         </w:rPr>
         <w:t xml:space="preserve">A triangular prism has 5 faces. How many edges does it have?</w:t>
@@ -3573,25 +3583,25 @@
                 <w:rFonts w:ascii="Avenir Next" w:hAnsi="Avenir Next" w:cs="Avenir Next" w:eastAsia="Avenir Next"/>
                 <w:b/>
                 <w:color w:val="003A70"/>
+                <w:sz w:val="22"/>
+                <w:szCs w:val="19"/>
+              </w:rPr>
+              <w:t xml:space="preserve">A</w:t>
+            </w:r>
+            <w:r>
+              <w:rPr>
+                <w:rFonts w:ascii="Avenir Next" w:hAnsi="Avenir Next" w:cs="Avenir Next" w:eastAsia="Avenir Next"/>
+                <w:color w:val="1A1A1A"/>
                 <w:sz w:val="19"/>
                 <w:szCs w:val="19"/>
               </w:rPr>
-              <w:t xml:space="preserve">A</w:t>
-            </w:r>
-            <w:r>
-              <w:rPr>
-                <w:rFonts w:ascii="Avenir Next" w:hAnsi="Avenir Next" w:cs="Avenir Next" w:eastAsia="Avenir Next"/>
-                <w:color w:val="1A1A1A"/>
-                <w:sz w:val="19"/>
-                <w:szCs w:val="19"/>
-              </w:rPr>
               <w:tab/>
             </w:r>
             <w:r>
               <w:rPr>
                 <w:rFonts w:ascii="Avenir Next" w:hAnsi="Avenir Next" w:cs="Avenir Next" w:eastAsia="Avenir Next"/>
                 <w:color w:val="1A1A1A"/>
-                <w:sz w:val="19"/>
+                <w:sz w:val="22"/>
                 <w:szCs w:val="19"/>
               </w:rPr>
               <w:t xml:space="preserve">5</w:t>
@@ -3616,25 +3626,25 @@
                 <w:rFonts w:ascii="Avenir Next" w:hAnsi="Avenir Next" w:cs="Avenir Next" w:eastAsia="Avenir Next"/>
                 <w:b/>
                 <w:color w:val="003A70"/>
+                <w:sz w:val="22"/>
+                <w:szCs w:val="19"/>
+              </w:rPr>
+              <w:t xml:space="preserve">B</w:t>
+            </w:r>
+            <w:r>
+              <w:rPr>
+                <w:rFonts w:ascii="Avenir Next" w:hAnsi="Avenir Next" w:cs="Avenir Next" w:eastAsia="Avenir Next"/>
+                <w:color w:val="1A1A1A"/>
                 <w:sz w:val="19"/>
                 <w:szCs w:val="19"/>
               </w:rPr>
-              <w:t xml:space="preserve">B</w:t>
-            </w:r>
-            <w:r>
-              <w:rPr>
-                <w:rFonts w:ascii="Avenir Next" w:hAnsi="Avenir Next" w:cs="Avenir Next" w:eastAsia="Avenir Next"/>
-                <w:color w:val="1A1A1A"/>
-                <w:sz w:val="19"/>
-                <w:szCs w:val="19"/>
-              </w:rPr>
               <w:tab/>
             </w:r>
             <w:r>
               <w:rPr>
                 <w:rFonts w:ascii="Avenir Next" w:hAnsi="Avenir Next" w:cs="Avenir Next" w:eastAsia="Avenir Next"/>
                 <w:color w:val="1A1A1A"/>
-                <w:sz w:val="19"/>
+                <w:sz w:val="22"/>
                 <w:szCs w:val="19"/>
               </w:rPr>
               <w:t xml:space="preserve">6</w:t>
@@ -3659,25 +3669,25 @@
                 <w:rFonts w:ascii="Avenir Next" w:hAnsi="Avenir Next" w:cs="Avenir Next" w:eastAsia="Avenir Next"/>
                 <w:b/>
                 <w:color w:val="003A70"/>
+                <w:sz w:val="22"/>
+                <w:szCs w:val="19"/>
+              </w:rPr>
+              <w:t xml:space="preserve">C</w:t>
+            </w:r>
+            <w:r>
+              <w:rPr>
+                <w:rFonts w:ascii="Avenir Next" w:hAnsi="Avenir Next" w:cs="Avenir Next" w:eastAsia="Avenir Next"/>
+                <w:color w:val="1A1A1A"/>
                 <w:sz w:val="19"/>
                 <w:szCs w:val="19"/>
               </w:rPr>
-              <w:t xml:space="preserve">C</w:t>
-            </w:r>
-            <w:r>
-              <w:rPr>
-                <w:rFonts w:ascii="Avenir Next" w:hAnsi="Avenir Next" w:cs="Avenir Next" w:eastAsia="Avenir Next"/>
-                <w:color w:val="1A1A1A"/>
-                <w:sz w:val="19"/>
-                <w:szCs w:val="19"/>
-              </w:rPr>
               <w:tab/>
             </w:r>
             <w:r>
               <w:rPr>
                 <w:rFonts w:ascii="Avenir Next" w:hAnsi="Avenir Next" w:cs="Avenir Next" w:eastAsia="Avenir Next"/>
                 <w:color w:val="1A1A1A"/>
-                <w:sz w:val="19"/>
+                <w:sz w:val="22"/>
                 <w:szCs w:val="19"/>
               </w:rPr>
               <w:t xml:space="preserve">9</w:t>
@@ -3702,25 +3712,25 @@
                 <w:rFonts w:ascii="Avenir Next" w:hAnsi="Avenir Next" w:cs="Avenir Next" w:eastAsia="Avenir Next"/>
                 <w:b/>
                 <w:color w:val="003A70"/>
+                <w:sz w:val="22"/>
+                <w:szCs w:val="19"/>
+              </w:rPr>
+              <w:t xml:space="preserve">D</w:t>
+            </w:r>
+            <w:r>
+              <w:rPr>
+                <w:rFonts w:ascii="Avenir Next" w:hAnsi="Avenir Next" w:cs="Avenir Next" w:eastAsia="Avenir Next"/>
+                <w:color w:val="1A1A1A"/>
                 <w:sz w:val="19"/>
                 <w:szCs w:val="19"/>
               </w:rPr>
-              <w:t xml:space="preserve">D</w:t>
-            </w:r>
-            <w:r>
-              <w:rPr>
-                <w:rFonts w:ascii="Avenir Next" w:hAnsi="Avenir Next" w:cs="Avenir Next" w:eastAsia="Avenir Next"/>
-                <w:color w:val="1A1A1A"/>
-                <w:sz w:val="19"/>
-                <w:szCs w:val="19"/>
-              </w:rPr>
               <w:tab/>
             </w:r>
             <w:r>
               <w:rPr>
                 <w:rFonts w:ascii="Avenir Next" w:hAnsi="Avenir Next" w:cs="Avenir Next" w:eastAsia="Avenir Next"/>
                 <w:color w:val="1A1A1A"/>
-                <w:sz w:val="19"/>
+                <w:sz w:val="22"/>
                 <w:szCs w:val="19"/>
               </w:rPr>
               <w:t xml:space="preserve">12</w:t>
@@ -3748,7 +3758,7 @@
           <w:rFonts w:ascii="Avenir Next" w:hAnsi="Avenir Next" w:cs="Avenir Next" w:eastAsia="Avenir Next"/>
           <w:b/>
           <w:color w:val="1A1A1A"/>
-          <w:sz w:val="20"/>
+          <w:sz w:val="22"/>
           <w:szCs w:val="20"/>
         </w:rPr>
         <w:t xml:space="preserve">6.</w:t>
@@ -3766,7 +3776,7 @@
         <w:rPr>
           <w:rFonts w:ascii="Avenir Next" w:hAnsi="Avenir Next" w:cs="Avenir Next" w:eastAsia="Avenir Next"/>
           <w:color w:val="1A1A1A"/>
-          <w:sz w:val="20"/>
+          <w:sz w:val="22"/>
           <w:szCs w:val="20"/>
         </w:rPr>
         <w:t xml:space="preserve">How many faces does a hexagonal pyramid have?</w:t>
@@ -3822,25 +3832,25 @@
                 <w:rFonts w:ascii="Avenir Next" w:hAnsi="Avenir Next" w:cs="Avenir Next" w:eastAsia="Avenir Next"/>
                 <w:b/>
                 <w:color w:val="003A70"/>
+                <w:sz w:val="22"/>
+                <w:szCs w:val="19"/>
+              </w:rPr>
+              <w:t xml:space="preserve">A</w:t>
+            </w:r>
+            <w:r>
+              <w:rPr>
+                <w:rFonts w:ascii="Avenir Next" w:hAnsi="Avenir Next" w:cs="Avenir Next" w:eastAsia="Avenir Next"/>
+                <w:color w:val="1A1A1A"/>
                 <w:sz w:val="19"/>
                 <w:szCs w:val="19"/>
               </w:rPr>
-              <w:t xml:space="preserve">A</w:t>
-            </w:r>
-            <w:r>
-              <w:rPr>
-                <w:rFonts w:ascii="Avenir Next" w:hAnsi="Avenir Next" w:cs="Avenir Next" w:eastAsia="Avenir Next"/>
-                <w:color w:val="1A1A1A"/>
-                <w:sz w:val="19"/>
-                <w:szCs w:val="19"/>
-              </w:rPr>
               <w:tab/>
             </w:r>
             <w:r>
               <w:rPr>
                 <w:rFonts w:ascii="Avenir Next" w:hAnsi="Avenir Next" w:cs="Avenir Next" w:eastAsia="Avenir Next"/>
                 <w:color w:val="1A1A1A"/>
-                <w:sz w:val="19"/>
+                <w:sz w:val="22"/>
                 <w:szCs w:val="19"/>
               </w:rPr>
               <w:t xml:space="preserve">6</w:t>
@@ -3865,25 +3875,25 @@
                 <w:rFonts w:ascii="Avenir Next" w:hAnsi="Avenir Next" w:cs="Avenir Next" w:eastAsia="Avenir Next"/>
                 <w:b/>
                 <w:color w:val="003A70"/>
+                <w:sz w:val="22"/>
+                <w:szCs w:val="19"/>
+              </w:rPr>
+              <w:t xml:space="preserve">B</w:t>
+            </w:r>
+            <w:r>
+              <w:rPr>
+                <w:rFonts w:ascii="Avenir Next" w:hAnsi="Avenir Next" w:cs="Avenir Next" w:eastAsia="Avenir Next"/>
+                <w:color w:val="1A1A1A"/>
                 <w:sz w:val="19"/>
                 <w:szCs w:val="19"/>
               </w:rPr>
-              <w:t xml:space="preserve">B</w:t>
-            </w:r>
-            <w:r>
-              <w:rPr>
-                <w:rFonts w:ascii="Avenir Next" w:hAnsi="Avenir Next" w:cs="Avenir Next" w:eastAsia="Avenir Next"/>
-                <w:color w:val="1A1A1A"/>
-                <w:sz w:val="19"/>
-                <w:szCs w:val="19"/>
-              </w:rPr>
               <w:tab/>
             </w:r>
             <w:r>
               <w:rPr>
                 <w:rFonts w:ascii="Avenir Next" w:hAnsi="Avenir Next" w:cs="Avenir Next" w:eastAsia="Avenir Next"/>
                 <w:color w:val="1A1A1A"/>
-                <w:sz w:val="19"/>
+                <w:sz w:val="22"/>
                 <w:szCs w:val="19"/>
               </w:rPr>
               <w:t xml:space="preserve">7</w:t>
@@ -3908,25 +3918,25 @@
                 <w:rFonts w:ascii="Avenir Next" w:hAnsi="Avenir Next" w:cs="Avenir Next" w:eastAsia="Avenir Next"/>
                 <w:b/>
                 <w:color w:val="003A70"/>
+                <w:sz w:val="22"/>
+                <w:szCs w:val="19"/>
+              </w:rPr>
+              <w:t xml:space="preserve">C</w:t>
+            </w:r>
+            <w:r>
+              <w:rPr>
+                <w:rFonts w:ascii="Avenir Next" w:hAnsi="Avenir Next" w:cs="Avenir Next" w:eastAsia="Avenir Next"/>
+                <w:color w:val="1A1A1A"/>
                 <w:sz w:val="19"/>
                 <w:szCs w:val="19"/>
               </w:rPr>
-              <w:t xml:space="preserve">C</w:t>
-            </w:r>
-            <w:r>
-              <w:rPr>
-                <w:rFonts w:ascii="Avenir Next" w:hAnsi="Avenir Next" w:cs="Avenir Next" w:eastAsia="Avenir Next"/>
-                <w:color w:val="1A1A1A"/>
-                <w:sz w:val="19"/>
-                <w:szCs w:val="19"/>
-              </w:rPr>
               <w:tab/>
             </w:r>
             <w:r>
               <w:rPr>
                 <w:rFonts w:ascii="Avenir Next" w:hAnsi="Avenir Next" w:cs="Avenir Next" w:eastAsia="Avenir Next"/>
                 <w:color w:val="1A1A1A"/>
-                <w:sz w:val="19"/>
+                <w:sz w:val="22"/>
                 <w:szCs w:val="19"/>
               </w:rPr>
               <w:t xml:space="preserve">8</w:t>
@@ -3951,25 +3961,25 @@
                 <w:rFonts w:ascii="Avenir Next" w:hAnsi="Avenir Next" w:cs="Avenir Next" w:eastAsia="Avenir Next"/>
                 <w:b/>
                 <w:color w:val="003A70"/>
+                <w:sz w:val="22"/>
+                <w:szCs w:val="19"/>
+              </w:rPr>
+              <w:t xml:space="preserve">D</w:t>
+            </w:r>
+            <w:r>
+              <w:rPr>
+                <w:rFonts w:ascii="Avenir Next" w:hAnsi="Avenir Next" w:cs="Avenir Next" w:eastAsia="Avenir Next"/>
+                <w:color w:val="1A1A1A"/>
                 <w:sz w:val="19"/>
                 <w:szCs w:val="19"/>
               </w:rPr>
-              <w:t xml:space="preserve">D</w:t>
-            </w:r>
-            <w:r>
-              <w:rPr>
-                <w:rFonts w:ascii="Avenir Next" w:hAnsi="Avenir Next" w:cs="Avenir Next" w:eastAsia="Avenir Next"/>
-                <w:color w:val="1A1A1A"/>
-                <w:sz w:val="19"/>
-                <w:szCs w:val="19"/>
-              </w:rPr>
               <w:tab/>
             </w:r>
             <w:r>
               <w:rPr>
                 <w:rFonts w:ascii="Avenir Next" w:hAnsi="Avenir Next" w:cs="Avenir Next" w:eastAsia="Avenir Next"/>
                 <w:color w:val="1A1A1A"/>
-                <w:sz w:val="19"/>
+                <w:sz w:val="22"/>
                 <w:szCs w:val="19"/>
               </w:rPr>
               <w:t xml:space="preserve">12</w:t>
@@ -4027,6 +4037,7 @@
           </w:tcPr>
           <w:p>
             <w:pPr>
+              <w:pStyle w:val="Heading2"/>
               <w:spacing w:before="0" w:after="0" w:line="240" w:lineRule="auto"/>
             </w:pPr>
             <w:r>
@@ -4064,7 +4075,7 @@
               <w:rPr>
                 <w:rFonts w:ascii="Avenir Next" w:hAnsi="Avenir Next" w:cs="Avenir Next" w:eastAsia="Avenir Next"/>
                 <w:color w:val="1A1A1A"/>
-                <w:sz w:val="17"/>
+                <w:sz w:val="22"/>
                 <w:szCs w:val="17"/>
               </w:rPr>
               <w:t xml:space="preserve">  I can do this on my own</w:t>
@@ -4093,7 +4104,7 @@
               <w:rPr>
                 <w:rFonts w:ascii="Avenir Next" w:hAnsi="Avenir Next" w:cs="Avenir Next" w:eastAsia="Avenir Next"/>
                 <w:color w:val="1A1A1A"/>
-                <w:sz w:val="17"/>
+                <w:sz w:val="22"/>
                 <w:szCs w:val="17"/>
               </w:rPr>
               <w:t xml:space="preserve">  I need a little help</w:t>
@@ -4122,7 +4133,7 @@
               <w:rPr>
                 <w:rFonts w:ascii="Avenir Next" w:hAnsi="Avenir Next" w:cs="Avenir Next" w:eastAsia="Avenir Next"/>
                 <w:color w:val="1A1A1A"/>
-                <w:sz w:val="17"/>
+                <w:sz w:val="22"/>
                 <w:szCs w:val="17"/>
               </w:rPr>
               <w:t xml:space="preserve">  I have a question about #</w:t>
@@ -4160,7 +4171,7 @@
         <w:rPr>
           <w:rFonts w:ascii="Avenir Next" w:hAnsi="Avenir Next" w:cs="Avenir Next" w:eastAsia="Avenir Next"/>
           <w:color w:val="5A5F66"/>
-          <w:sz w:val="17"/>
+          <w:sz w:val="22"/>
           <w:szCs w:val="17"/>
         </w:rPr>
         <w:t xml:space="preserve">Find a box at home. Tell someone what shapes its net would have and how many of each.</w:t>
@@ -4254,7 +4265,106 @@
               <w:sz w:val="15"/>
               <w:szCs w:val="15"/>
             </w:rPr>
-            <w:t xml:space="preserve">Lesson 5-6  ·  Homework Packet</w:t>
+            <w:t xml:space="preserve">5-6 · Page </w:t>
+          </w:r>
+          <w:r>
+            <w:rPr>
+              <w:rFonts w:ascii="Avenir Next" w:hAnsi="Avenir Next" w:cs="Avenir Next" w:eastAsia="Avenir Next"/>
+              <w:color w:val="5A5F66"/>
+              <w:sz w:val="15"/>
+              <w:szCs w:val="15"/>
+            </w:rPr>
+            <w:fldChar w:fldCharType="begin"/>
+          </w:r>
+          <w:r>
+            <w:rPr>
+              <w:rFonts w:ascii="Avenir Next" w:hAnsi="Avenir Next" w:cs="Avenir Next" w:eastAsia="Avenir Next"/>
+              <w:color w:val="5A5F66"/>
+              <w:sz w:val="15"/>
+              <w:szCs w:val="15"/>
+            </w:rPr>
+            <w:instrText xml:space="preserve"> PAGE </w:instrText>
+          </w:r>
+          <w:r>
+            <w:rPr>
+              <w:rFonts w:ascii="Avenir Next" w:hAnsi="Avenir Next" w:cs="Avenir Next" w:eastAsia="Avenir Next"/>
+              <w:color w:val="5A5F66"/>
+              <w:sz w:val="15"/>
+              <w:szCs w:val="15"/>
+            </w:rPr>
+            <w:fldChar w:fldCharType="separate"/>
+          </w:r>
+          <w:r>
+            <w:rPr>
+              <w:rFonts w:ascii="Avenir Next" w:hAnsi="Avenir Next" w:cs="Avenir Next" w:eastAsia="Avenir Next"/>
+              <w:color w:val="5A5F66"/>
+              <w:sz w:val="15"/>
+              <w:szCs w:val="15"/>
+            </w:rPr>
+            <w:t xml:space="preserve">1</w:t>
+          </w:r>
+          <w:r>
+            <w:rPr>
+              <w:rFonts w:ascii="Avenir Next" w:hAnsi="Avenir Next" w:cs="Avenir Next" w:eastAsia="Avenir Next"/>
+              <w:color w:val="5A5F66"/>
+              <w:sz w:val="15"/>
+              <w:szCs w:val="15"/>
+            </w:rPr>
+            <w:fldChar w:fldCharType="end"/>
+          </w:r>
+          <w:r>
+            <w:rPr>
+              <w:rFonts w:ascii="Avenir Next" w:hAnsi="Avenir Next" w:cs="Avenir Next" w:eastAsia="Avenir Next"/>
+              <w:color w:val="5A5F66"/>
+              <w:sz w:val="15"/>
+              <w:szCs w:val="15"/>
+            </w:rPr>
+            <w:t xml:space="preserve"> of </w:t>
+          </w:r>
+          <w:r>
+            <w:rPr>
+              <w:rFonts w:ascii="Avenir Next" w:hAnsi="Avenir Next" w:cs="Avenir Next" w:eastAsia="Avenir Next"/>
+              <w:color w:val="5A5F66"/>
+              <w:sz w:val="15"/>
+              <w:szCs w:val="15"/>
+            </w:rPr>
+            <w:fldChar w:fldCharType="begin"/>
+          </w:r>
+          <w:r>
+            <w:rPr>
+              <w:rFonts w:ascii="Avenir Next" w:hAnsi="Avenir Next" w:cs="Avenir Next" w:eastAsia="Avenir Next"/>
+              <w:color w:val="5A5F66"/>
+              <w:sz w:val="15"/>
+              <w:szCs w:val="15"/>
+            </w:rPr>
+            <w:instrText xml:space="preserve"> NUMPAGES </w:instrText>
+          </w:r>
+          <w:r>
+            <w:rPr>
+              <w:rFonts w:ascii="Avenir Next" w:hAnsi="Avenir Next" w:cs="Avenir Next" w:eastAsia="Avenir Next"/>
+              <w:color w:val="5A5F66"/>
+              <w:sz w:val="15"/>
+              <w:szCs w:val="15"/>
+            </w:rPr>
+            <w:fldChar w:fldCharType="separate"/>
+          </w:r>
+          <w:r>
+            <w:rPr>
+              <w:rFonts w:ascii="Avenir Next" w:hAnsi="Avenir Next" w:cs="Avenir Next" w:eastAsia="Avenir Next"/>
+              <w:color w:val="5A5F66"/>
+              <w:sz w:val="15"/>
+              <w:szCs w:val="15"/>
+            </w:rPr>
+            <w:t xml:space="preserve">1</w:t>
+          </w:r>
+          <w:r>
+            <w:rPr>
+              <w:rFonts w:ascii="Avenir Next" w:hAnsi="Avenir Next" w:cs="Avenir Next" w:eastAsia="Avenir Next"/>
+              <w:color w:val="5A5F66"/>
+              <w:sz w:val="15"/>
+              <w:szCs w:val="15"/>
+            </w:rPr>
+            <w:fldChar w:fldCharType="end"/>
           </w:r>
         </w:p>
       </w:tc>
@@ -4297,5 +4407,23 @@
       </w:tblCellMar>
     </w:tblPr>
   </w:style>
+  <w:style w:type="paragraph" w:styleId="Heading1">
+    <w:name w:val="heading 1"/>
+    <w:basedOn w:val="Normal"/>
+    <w:pPr>
+      <w:outlineLvl w:val="0"/>
+      <w:keepNext w:val="0"/>
+      <w:keepLines w:val="0"/>
+    </w:pPr>
+  </w:style>
+  <w:style w:type="paragraph" w:styleId="Heading2">
+    <w:name w:val="heading 2"/>
+    <w:basedOn w:val="Normal"/>
+    <w:pPr>
+      <w:outlineLvl w:val="1"/>
+      <w:keepNext w:val="0"/>
+      <w:keepLines w:val="0"/>
+    </w:pPr>
+  </w:style>
 </w:styles>
 </file>